--- a/report/Heart_Disease_MLOps_Report.docx
+++ b/report/Heart_Disease_MLOps_Report.docx
@@ -101,22 +101,8 @@
             <w:r>
               <w:rPr>
                 <w:sz w:val="19"/>
-                <w:highlight w:val="yellow"/>
-              </w:rPr>
-              <w:t xml:space="preserve">Your full name</w:t>
-            </w:r>
-            <w:r>
-              <w:rPr>
-                <w:sz w:val="19"/>
-              </w:rPr>
-              <w:t xml:space="preserve">    BITS ID: </w:t>
-            </w:r>
-            <w:r>
-              <w:rPr>
-                <w:sz w:val="19"/>
-                <w:highlight w:val="yellow"/>
-              </w:rPr>
-              <w:t xml:space="preserve">Your BITS ID</w:t>
+              </w:rPr>
+              <w:t xml:space="preserve">Prasanna Nandalal    BITS ID: 2025AF05091</w:t>
             </w:r>
           </w:p>
         </w:tc>
@@ -186,7 +172,7 @@
               <w:rPr>
                 <w:sz w:val="19"/>
               </w:rPr>
-              <w:t xml:space="preserve">http://localhost:8080 (Docker Desktop Kubernetes, local; see section 9)</w:t>
+              <w:t xml:space="preserve">http://localhost:8080 (Docker Desktop Kubernetes, local; access steps in section 9)</w:t>
             </w:r>
           </w:p>
         </w:tc>
@@ -243,6 +229,25 @@
       <w:r>
         <w:rPr/>
         <w:t xml:space="preserve"> inside a single scikit-learn pipeline, served by a FastAPI container on a local Kubernetes cluster, with request logging, Prometheus metrics and a Grafana dashboard.</w:t>
+      </w:r>
+    </w:p>
+    <w:p>
+      <w:pPr>
+        <w:jc w:val="both"/>
+      </w:pPr>
+      <w:r>
+        <w:rPr/>
+        <w:t xml:space="preserve">Beyond the baseline I asked four questions of my own: does dropping weak features or adding clinically motivated ones help (section 5.1), is 0.5 the right decision threshold for a screening tool, and can the reported probability be trusted (section 5.2). The honest answer to the first is </w:t>
+      </w:r>
+      <w:r>
+        <w:rPr>
+          <w:i/>
+        </w:rPr>
+        <w:t xml:space="preserve">no, not robustly</w:t>
+      </w:r>
+      <w:r>
+        <w:rPr/>
+        <w:t xml:space="preserve">, and I kept the simpler all-feature model.</w:t>
       </w:r>
     </w:p>
     <w:tbl>
@@ -396,7 +401,7 @@
                 <w:b/>
                 <w:sz w:val="17"/>
               </w:rPr>
-              <w:t xml:space="preserve">0.902 +/- 0.014</w:t>
+              <w:t xml:space="preserve">0.902</w:t>
             </w:r>
           </w:p>
         </w:tc>
@@ -478,7 +483,7 @@
               <w:rPr>
                 <w:sz w:val="17"/>
               </w:rPr>
-              <w:t xml:space="preserve">0.901 +/- 0.023</w:t>
+              <w:t xml:space="preserve">0.901</w:t>
             </w:r>
           </w:p>
         </w:tc>
@@ -560,7 +565,7 @@
               <w:rPr>
                 <w:sz w:val="17"/>
               </w:rPr>
-              <w:t xml:space="preserve">0.875 +/- 0.030</w:t>
+              <w:t xml:space="preserve">0.875</w:t>
             </w:r>
           </w:p>
         </w:tc>
@@ -625,7 +630,7 @@
       </w:pPr>
       <w:r>
         <w:rPr/>
-        <w:t xml:space="preserve">Logistic Regression and Random Forest are statistically tied on cross-validation, and the test split holds only 61 patients, so the choice rests on simplicity and interpretability rather than on a meaningful accuracy gap (section 5).</w:t>
+        <w:t xml:space="preserve">Logistic Regression and Random Forest are statistically tied: a more reliable repeated 5x5 cross-validation gives 0.892 and 0.893. Individual folds vary by about 0.04 and the test split holds only 61 patients, so the model was chosen for simplicity and interpretability, not for a meaningful accuracy gap.</w:t>
       </w:r>
     </w:p>
     <w:p>
@@ -644,7 +649,7 @@
       <w:r>
         <w:drawing>
           <wp:inline distT="0" distB="0" distL="0" distR="0">
-            <wp:extent cx="6290310" cy="4099340"/>
+            <wp:extent cx="5032248" cy="3279472"/>
             <wp:docPr id="1" name="image1.png"/>
             <a:graphic>
               <a:graphicData uri="http://schemas.openxmlformats.org/drawingml/2006/picture">
@@ -662,7 +667,7 @@
                   <pic:spPr>
                     <a:xfrm>
                       <a:off x="0" y="0"/>
-                      <a:ext cx="6290310" cy="4099340"/>
+                      <a:ext cx="5032248" cy="3279472"/>
                     </a:xfrm>
                     <a:prstGeom prst="rect">
                       <a:avLst/>
@@ -837,7 +842,7 @@
           <w:rFonts w:ascii="Menlo" w:hAnsi="Menlo" w:cs="Menlo"/>
           <w:sz w:val="14"/>
         </w:rPr>
-        <w:t xml:space="preserve">pytest -v &amp;&amp; ruff check .         # 20 tests + lint</w:t>
+        <w:t xml:space="preserve">python -m src.experiments         # feature-selection / threshold / calibration experiments</w:t>
       </w:r>
     </w:p>
     <w:p>
@@ -850,6 +855,19 @@
           <w:rFonts w:ascii="Menlo" w:hAnsi="Menlo" w:cs="Menlo"/>
           <w:sz w:val="14"/>
         </w:rPr>
+        <w:t xml:space="preserve">pytest -v &amp;&amp; ruff check .         # 37 tests + lint</w:t>
+      </w:r>
+    </w:p>
+    <w:p>
+      <w:pPr>
+        <w:shd w:val="clear" w:color="auto" w:fill="F4F6F7"/>
+        <w:spacing w:before="0" w:after="0" w:line="220" w:lineRule="exact"/>
+      </w:pPr>
+      <w:r>
+        <w:rPr>
+          <w:rFonts w:ascii="Menlo" w:hAnsi="Menlo" w:cs="Menlo"/>
+          <w:sz w:val="14"/>
+        </w:rPr>
         <w:t xml:space="preserve">make mlflow-ui                    # tracking UI on http://localhost:5001</w:t>
       </w:r>
     </w:p>
@@ -875,7 +893,7 @@
       </w:r>
       <w:r>
         <w:rPr/>
-        <w:t xml:space="preserve">). Serving, Kubernetes and monitoring commands are in sections 8-10 and in the repository README.</w:t>
+        <w:t xml:space="preserve">). Serving, Kubernetes and monitoring commands are in sections 9-10 and in the repository README.</w:t>
       </w:r>
     </w:p>
     <w:p>
@@ -975,7 +993,7 @@
       </w:r>
       <w:r>
         <w:rPr/>
-        <w:t xml:space="preserve">). Only six values are missing (</w:t>
+        <w:t xml:space="preserve">). I binarised because the task is binary and the disease grades are too sparse to learn separately (55, 36, 35 and 13 patients against 164 healthy). Only six values are missing (</w:t>
       </w:r>
       <w:r>
         <w:rPr>
@@ -997,7 +1015,7 @@
       </w:r>
       <w:r>
         <w:rPr/>
-        <w:t xml:space="preserve">: 2); both columns are categorical, so they are filled with the column mode. The cleaned file has 303 rows and no missing values and is committed to the repository.</w:t>
+        <w:t xml:space="preserve">: 2). Both columns are categorical, and dropping six rows would discard 2% of a very small dataset, so I filled them with the column mode. The cleaned file has 303 rows and no missing values and is committed to the repository.</w:t>
       </w:r>
     </w:p>
     <w:tbl>
@@ -1255,7 +1273,7 @@
       </w:r>
       <w:r>
         <w:rPr/>
-        <w:t xml:space="preserve"> (0.09) are nearly uninformative on their own.</w:t>
+        <w:t xml:space="preserve"> (0.09) are nearly uninformative on their own - which is what prompted the feature experiments in section 5.1.</w:t>
       </w:r>
     </w:p>
     <w:p>
@@ -1334,7 +1352,18 @@
       </w:r>
       <w:r>
         <w:rPr/>
-        <w:t xml:space="preserve"> are nominal labels, not quantities, so they are one-hot encoded.</w:t>
+        <w:t xml:space="preserve"> are nominal labels, not quantities (</w:t>
+      </w:r>
+      <w:r>
+        <w:rPr>
+          <w:rFonts w:ascii="Menlo" w:hAnsi="Menlo" w:cs="Menlo"/>
+          <w:sz w:val="17"/>
+        </w:rPr>
+        <w:t xml:space="preserve">thal</w:t>
+      </w:r>
+      <w:r>
+        <w:rPr/>
+        <w:t xml:space="preserve"> takes the values 3, 6 and 7), so they are one-hot encoded rather than treated as ordered numbers.</w:t>
       </w:r>
     </w:p>
     <w:p>
@@ -1344,7 +1373,7 @@
       <w:r>
         <w:drawing>
           <wp:inline distT="0" distB="0" distL="0" distR="0">
-            <wp:extent cx="4906441" cy="2453220"/>
+            <wp:extent cx="3522573" cy="1761286"/>
             <wp:docPr id="4" name="image4.png"/>
             <a:graphic>
               <a:graphicData uri="http://schemas.openxmlformats.org/drawingml/2006/picture">
@@ -1362,7 +1391,7 @@
                   <pic:spPr>
                     <a:xfrm>
                       <a:off x="0" y="0"/>
-                      <a:ext cx="4906441" cy="2453220"/>
+                      <a:ext cx="3522573" cy="1761286"/>
                     </a:xfrm>
                     <a:prstGeom prst="rect">
                       <a:avLst/>
@@ -2353,6 +2382,21 @@
       <w:pPr>
         <w:spacing w:before="0" w:after="40"/>
       </w:pPr>
+    </w:p>
+    <w:p>
+      <w:pPr>
+        <w:jc w:val="both"/>
+      </w:pPr>
+      <w:r>
+        <w:rPr>
+          <w:b/>
+        </w:rPr>
+        <w:t xml:space="preserve">Why Logistic Regression.</w:t>
+      </w:r>
+      <w:r>
+        <w:rPr/>
+        <w:t xml:space="preserve"> It is marginally ahead on the logged cross-validation (0.902 vs 0.901) but marginally behind under repeated 5x5 CV (0.892 vs 0.893): a tie. I chose it because it is the simplest, its coefficients can be inspected, its probabilities turned out to be well calibrated (section 5.2) and the artifact is tiny - not because it is more accurate. The held-out numbers are higher than the cross-validated ones for every model; with 61 patients one error moves accuracy by about 1.6 points, so the cross-validated figures (242 patients, many folds) are the more trustworthy estimate.</w:t>
+      </w:r>
     </w:p>
     <w:tbl>
       <w:tblPr>
@@ -2418,7 +2462,7 @@
               <w:rPr>
                 <w:sz w:val="16"/>
               </w:rPr>
-              <w:t xml:space="preserve">Figure 5 - Cross-validated ROC-AUC (mean +/- std).</w:t>
+              <w:t xml:space="preserve">Figure 5 - Cross-validated ROC-AUC, single 5-fold run (error bars: std of 5 folds).</w:t>
             </w:r>
           </w:p>
         </w:tc>
@@ -2484,21 +2528,6 @@
         <w:spacing w:before="0" w:after="40"/>
       </w:pPr>
     </w:p>
-    <w:p>
-      <w:pPr>
-        <w:jc w:val="both"/>
-      </w:pPr>
-      <w:r>
-        <w:rPr>
-          <w:b/>
-        </w:rPr>
-        <w:t xml:space="preserve">Why Logistic Regression.</w:t>
-      </w:r>
-      <w:r>
-        <w:rPr/>
-        <w:t xml:space="preserve"> It is marginally ahead on cross-validated AUC (0.902 vs 0.901), has the lowest fold-to-fold variance (0.014 vs 0.023), is the simplest and its coefficients can be inspected. The gap to Random Forest is far inside the noise, so I do not claim it is better. The held-out numbers are higher than the cross-validated ones for every model; with 61 patients one error moves accuracy by about 1.6 points, so the cross-validated figures (242 patients, five folds) are the more trustworthy estimate.</w:t>
-      </w:r>
-    </w:p>
     <w:tbl>
       <w:tblPr>
         <w:tblW w:w="9906" w:type="dxa"/>
@@ -2694,11 +2723,11 @@
     </w:p>
     <w:p>
       <w:pPr>
-        <w:pStyle w:val="Heading1"/>
-      </w:pPr>
-      <w:r>
-        <w:rPr/>
-        <w:t xml:space="preserve">6. Experiment tracking with MLflow</w:t>
+        <w:pStyle w:val="Heading2"/>
+      </w:pPr>
+      <w:r>
+        <w:rPr/>
+        <w:t xml:space="preserve">5.1 Do other feature sets help? Selection and engineering experiments</w:t>
       </w:r>
     </w:p>
     <w:p>
@@ -2706,49 +2735,988 @@
         <w:jc w:val="both"/>
       </w:pPr>
       <w:r>
-        <w:rPr>
-          <w:rFonts w:ascii="Menlo" w:hAnsi="Menlo" w:cs="Menlo"/>
-          <w:sz w:val="17"/>
-        </w:rPr>
-        <w:t xml:space="preserve">src/train.py</w:t>
-      </w:r>
-      <w:r>
-        <w:rPr/>
-        <w:t xml:space="preserve"> wraps every candidate in an MLflow run (SQLite backend) inside the experiment </w:t>
-      </w:r>
-      <w:r>
-        <w:rPr>
-          <w:rFonts w:ascii="Menlo" w:hAnsi="Menlo" w:cs="Menlo"/>
-          <w:sz w:val="17"/>
-        </w:rPr>
-        <w:t xml:space="preserve">heart-disease-classification</w:t>
-      </w:r>
-      <w:r>
-        <w:rPr/>
-        <w:t xml:space="preserve">. Each run logs: the tuned hyper-parameters and the searched grid, 5-fold CV metrics (mean and standard deviation for five metrics), held-out test metrics, the confusion-matrix and ROC plots as artifacts, and the fitted pipeline as an MLflow model with an inferred signature and an input example. The selected run carries the tag </w:t>
-      </w:r>
-      <w:r>
-        <w:rPr>
-          <w:rFonts w:ascii="Menlo" w:hAnsi="Menlo" w:cs="Menlo"/>
-          <w:sz w:val="17"/>
-        </w:rPr>
-        <w:t xml:space="preserve">selected=true</w:t>
-      </w:r>
-      <w:r>
-        <w:rPr/>
-        <w:t xml:space="preserve">. Because training is deterministic, </w:t>
-      </w:r>
-      <w:r>
-        <w:rPr>
-          <w:rFonts w:ascii="Menlo" w:hAnsi="Menlo" w:cs="Menlo"/>
-          <w:sz w:val="17"/>
-        </w:rPr>
-        <w:t xml:space="preserve">notebooks/02_training.ipynb</w:t>
-      </w:r>
-      <w:r>
-        <w:rPr/>
-        <w:t xml:space="preserve"> refits each model from its logged parameters and reproduces the logged test AUC exactly (0.9665, 0.9437, 0.9513).</w:t>
-      </w:r>
+        <w:rPr/>
+        <w:t xml:space="preserve">The EDA suggested </w:t>
+      </w:r>
+      <w:r>
+        <w:rPr>
+          <w:rFonts w:ascii="Menlo" w:hAnsi="Menlo" w:cs="Menlo"/>
+          <w:sz w:val="17"/>
+        </w:rPr>
+        <w:t xml:space="preserve">fbs</w:t>
+      </w:r>
+      <w:r>
+        <w:rPr/>
+        <w:t xml:space="preserve"> and </w:t>
+      </w:r>
+      <w:r>
+        <w:rPr>
+          <w:rFonts w:ascii="Menlo" w:hAnsi="Menlo" w:cs="Menlo"/>
+          <w:sz w:val="17"/>
+        </w:rPr>
+        <w:t xml:space="preserve">chol</w:t>
+      </w:r>
+      <w:r>
+        <w:rPr/>
+        <w:t xml:space="preserve"> carry almost no signal, and clinical knowledge suggested features the raw columns do not express directly: the share of the age-predicted maximum heart rate reached (</w:t>
+      </w:r>
+      <w:r>
+        <w:rPr>
+          <w:rFonts w:ascii="Menlo" w:hAnsi="Menlo" w:cs="Menlo"/>
+          <w:sz w:val="17"/>
+        </w:rPr>
+        <w:t xml:space="preserve">thalach / (220 - age)</w:t>
+      </w:r>
+      <w:r>
+        <w:rPr/>
+        <w:t xml:space="preserve">), "any vessel narrowed" (</w:t>
+      </w:r>
+      <w:r>
+        <w:rPr>
+          <w:rFonts w:ascii="Menlo" w:hAnsi="Menlo" w:cs="Menlo"/>
+          <w:sz w:val="17"/>
+        </w:rPr>
+        <w:t xml:space="preserve">ca &gt; 0</w:t>
+      </w:r>
+      <w:r>
+        <w:rPr/>
+        <w:t xml:space="preserve">), any ST depression, and conventional hypertension and cholesterol cut-offs. I tested ten feature-set variants on both Logistic Regression and Random Forest (</w:t>
+      </w:r>
+      <w:r>
+        <w:rPr>
+          <w:rFonts w:ascii="Menlo" w:hAnsi="Menlo" w:cs="Menlo"/>
+          <w:sz w:val="17"/>
+        </w:rPr>
+        <w:t xml:space="preserve">src/experiments.py</w:t>
+      </w:r>
+      <w:r>
+        <w:rPr/>
+        <w:t xml:space="preserve">). All comparisons use repeated stratified 5-fold CV (5 repeats, 25 folds) on the training split with the same folds for every variant, so differences are paired, and every selector and scaler sits inside the pipeline so nothing is fitted on validation data. The baseline (all 13 features) scores 0.892 (LR) and 0.893 (RF).</w:t>
+      </w:r>
+    </w:p>
+    <w:tbl>
+      <w:tblPr>
+        <w:tblW w:w="9906" w:type="dxa"/>
+        <w:tblBorders>
+          <w:top w:val="single" w:sz="4" w:color="B2BABB"/>
+          <w:left w:val="single" w:sz="4" w:color="B2BABB"/>
+          <w:bottom w:val="single" w:sz="4" w:color="B2BABB"/>
+          <w:right w:val="single" w:sz="4" w:color="B2BABB"/>
+          <w:insideH w:val="single" w:sz="4" w:color="B2BABB"/>
+          <w:insideV w:val="single" w:sz="4" w:color="B2BABB"/>
+        </w:tblBorders>
+        <w:tblCellMar>
+          <w:left w:w="70" w:type="dxa"/>
+          <w:right w:w="70" w:type="dxa"/>
+        </w:tblCellMar>
+      </w:tblPr>
+      <w:tblGrid>
+        <w:gridCol w:w="1684"/>
+        <w:gridCol w:w="3070"/>
+        <w:gridCol w:w="1287"/>
+        <w:gridCol w:w="1287"/>
+        <w:gridCol w:w="2575"/>
+      </w:tblGrid>
+      <w:tr>
+        <w:tc>
+          <w:tcPr>
+            <w:tcW w:w="1684" w:type="dxa"/>
+            <w:shd w:val="clear" w:color="auto" w:fill="1A5276"/>
+          </w:tcPr>
+          <w:p>
+            <w:pPr>
+              <w:spacing w:before="20" w:after="20"/>
+            </w:pPr>
+            <w:r>
+              <w:rPr>
+                <w:b/>
+                <w:color w:val="FFFFFF"/>
+                <w:sz w:val="17"/>
+              </w:rPr>
+              <w:t xml:space="preserve">Variant</w:t>
+            </w:r>
+          </w:p>
+        </w:tc>
+        <w:tc>
+          <w:tcPr>
+            <w:tcW w:w="3070" w:type="dxa"/>
+            <w:shd w:val="clear" w:color="auto" w:fill="1A5276"/>
+          </w:tcPr>
+          <w:p>
+            <w:pPr>
+              <w:spacing w:before="20" w:after="20"/>
+            </w:pPr>
+            <w:r>
+              <w:rPr>
+                <w:b/>
+                <w:color w:val="FFFFFF"/>
+                <w:sz w:val="17"/>
+              </w:rPr>
+              <w:t xml:space="preserve">What changes</w:t>
+            </w:r>
+          </w:p>
+        </w:tc>
+        <w:tc>
+          <w:tcPr>
+            <w:tcW w:w="1287" w:type="dxa"/>
+            <w:shd w:val="clear" w:color="auto" w:fill="1A5276"/>
+          </w:tcPr>
+          <w:p>
+            <w:pPr>
+              <w:spacing w:before="20" w:after="20"/>
+            </w:pPr>
+            <w:r>
+              <w:rPr>
+                <w:b/>
+                <w:color w:val="FFFFFF"/>
+                <w:sz w:val="17"/>
+              </w:rPr>
+              <w:t xml:space="preserve">LR change in AUC</w:t>
+            </w:r>
+          </w:p>
+        </w:tc>
+        <w:tc>
+          <w:tcPr>
+            <w:tcW w:w="1287" w:type="dxa"/>
+            <w:shd w:val="clear" w:color="auto" w:fill="1A5276"/>
+          </w:tcPr>
+          <w:p>
+            <w:pPr>
+              <w:spacing w:before="20" w:after="20"/>
+            </w:pPr>
+            <w:r>
+              <w:rPr>
+                <w:b/>
+                <w:color w:val="FFFFFF"/>
+                <w:sz w:val="17"/>
+              </w:rPr>
+              <w:t xml:space="preserve">RF change in AUC</w:t>
+            </w:r>
+          </w:p>
+        </w:tc>
+        <w:tc>
+          <w:tcPr>
+            <w:tcW w:w="2575" w:type="dxa"/>
+            <w:shd w:val="clear" w:color="auto" w:fill="1A5276"/>
+          </w:tcPr>
+          <w:p>
+            <w:pPr>
+              <w:spacing w:before="20" w:after="20"/>
+            </w:pPr>
+            <w:r>
+              <w:rPr>
+                <w:b/>
+                <w:color w:val="FFFFFF"/>
+                <w:sz w:val="17"/>
+              </w:rPr>
+              <w:t xml:space="preserve">Verdict</w:t>
+            </w:r>
+          </w:p>
+        </w:tc>
+      </w:tr>
+      <w:tr>
+        <w:tc>
+          <w:tcPr>
+            <w:tcW w:w="1684" w:type="dxa"/>
+          </w:tcPr>
+          <w:p>
+            <w:pPr>
+              <w:spacing w:before="20" w:after="20"/>
+            </w:pPr>
+            <w:r>
+              <w:rPr>
+                <w:sz w:val="17"/>
+              </w:rPr>
+              <w:t xml:space="preserve">drop_fbs_chol</w:t>
+            </w:r>
+          </w:p>
+        </w:tc>
+        <w:tc>
+          <w:tcPr>
+            <w:tcW w:w="3070" w:type="dxa"/>
+          </w:tcPr>
+          <w:p>
+            <w:pPr>
+              <w:spacing w:before="20" w:after="20"/>
+            </w:pPr>
+            <w:r>
+              <w:rPr>
+                <w:sz w:val="17"/>
+              </w:rPr>
+              <w:t xml:space="preserve">drop </w:t>
+            </w:r>
+            <w:r>
+              <w:rPr>
+                <w:rFonts w:ascii="Menlo" w:hAnsi="Menlo" w:cs="Menlo"/>
+                <w:sz w:val="17"/>
+              </w:rPr>
+              <w:t xml:space="preserve">fbs</w:t>
+            </w:r>
+            <w:r>
+              <w:rPr>
+                <w:sz w:val="17"/>
+              </w:rPr>
+              <w:t xml:space="preserve">, </w:t>
+            </w:r>
+            <w:r>
+              <w:rPr>
+                <w:rFonts w:ascii="Menlo" w:hAnsi="Menlo" w:cs="Menlo"/>
+                <w:sz w:val="17"/>
+              </w:rPr>
+              <w:t xml:space="preserve">chol</w:t>
+            </w:r>
+          </w:p>
+        </w:tc>
+        <w:tc>
+          <w:tcPr>
+            <w:tcW w:w="1287" w:type="dxa"/>
+          </w:tcPr>
+          <w:p>
+            <w:pPr>
+              <w:spacing w:before="20" w:after="20"/>
+            </w:pPr>
+            <w:r>
+              <w:rPr>
+                <w:sz w:val="17"/>
+              </w:rPr>
+              <w:t xml:space="preserve">+0.006</w:t>
+            </w:r>
+          </w:p>
+        </w:tc>
+        <w:tc>
+          <w:tcPr>
+            <w:tcW w:w="1287" w:type="dxa"/>
+          </w:tcPr>
+          <w:p>
+            <w:pPr>
+              <w:spacing w:before="20" w:after="20"/>
+            </w:pPr>
+            <w:r>
+              <w:rPr>
+                <w:sz w:val="17"/>
+              </w:rPr>
+              <w:t xml:space="preserve">+0.004</w:t>
+            </w:r>
+          </w:p>
+        </w:tc>
+        <w:tc>
+          <w:tcPr>
+            <w:tcW w:w="2575" w:type="dxa"/>
+          </w:tcPr>
+          <w:p>
+            <w:pPr>
+              <w:spacing w:before="20" w:after="20"/>
+            </w:pPr>
+            <w:r>
+              <w:rPr>
+                <w:sz w:val="17"/>
+              </w:rPr>
+              <w:t xml:space="preserve">free simplification (3 fewer columns)</w:t>
+            </w:r>
+          </w:p>
+        </w:tc>
+      </w:tr>
+      <w:tr>
+        <w:tc>
+          <w:tcPr>
+            <w:tcW w:w="1684" w:type="dxa"/>
+          </w:tcPr>
+          <w:p>
+            <w:pPr>
+              <w:spacing w:before="20" w:after="20"/>
+            </w:pPr>
+            <w:r>
+              <w:rPr>
+                <w:sz w:val="17"/>
+              </w:rPr>
+              <w:t xml:space="preserve">drop_4_weakest</w:t>
+            </w:r>
+          </w:p>
+        </w:tc>
+        <w:tc>
+          <w:tcPr>
+            <w:tcW w:w="3070" w:type="dxa"/>
+          </w:tcPr>
+          <w:p>
+            <w:pPr>
+              <w:spacing w:before="20" w:after="20"/>
+            </w:pPr>
+            <w:r>
+              <w:rPr>
+                <w:sz w:val="17"/>
+              </w:rPr>
+              <w:t xml:space="preserve">also drop </w:t>
+            </w:r>
+            <w:r>
+              <w:rPr>
+                <w:rFonts w:ascii="Menlo" w:hAnsi="Menlo" w:cs="Menlo"/>
+                <w:sz w:val="17"/>
+              </w:rPr>
+              <w:t xml:space="preserve">trestbps</w:t>
+            </w:r>
+            <w:r>
+              <w:rPr>
+                <w:sz w:val="17"/>
+              </w:rPr>
+              <w:t xml:space="preserve">, </w:t>
+            </w:r>
+            <w:r>
+              <w:rPr>
+                <w:rFonts w:ascii="Menlo" w:hAnsi="Menlo" w:cs="Menlo"/>
+                <w:sz w:val="17"/>
+              </w:rPr>
+              <w:t xml:space="preserve">restecg</w:t>
+            </w:r>
+          </w:p>
+        </w:tc>
+        <w:tc>
+          <w:tcPr>
+            <w:tcW w:w="1287" w:type="dxa"/>
+          </w:tcPr>
+          <w:p>
+            <w:pPr>
+              <w:spacing w:before="20" w:after="20"/>
+            </w:pPr>
+            <w:r>
+              <w:rPr>
+                <w:sz w:val="17"/>
+              </w:rPr>
+              <w:t xml:space="preserve">+0.005</w:t>
+            </w:r>
+          </w:p>
+        </w:tc>
+        <w:tc>
+          <w:tcPr>
+            <w:tcW w:w="1287" w:type="dxa"/>
+          </w:tcPr>
+          <w:p>
+            <w:pPr>
+              <w:spacing w:before="20" w:after="20"/>
+            </w:pPr>
+            <w:r>
+              <w:rPr>
+                <w:sz w:val="17"/>
+              </w:rPr>
+              <w:t xml:space="preserve">+0.008</w:t>
+            </w:r>
+          </w:p>
+        </w:tc>
+        <w:tc>
+          <w:tcPr>
+            <w:tcW w:w="2575" w:type="dxa"/>
+          </w:tcPr>
+          <w:p>
+            <w:pPr>
+              <w:spacing w:before="20" w:after="20"/>
+            </w:pPr>
+            <w:r>
+              <w:rPr>
+                <w:sz w:val="17"/>
+              </w:rPr>
+              <w:t xml:space="preserve">within noise</w:t>
+            </w:r>
+          </w:p>
+        </w:tc>
+      </w:tr>
+      <w:tr>
+        <w:tc>
+          <w:tcPr>
+            <w:tcW w:w="1684" w:type="dxa"/>
+          </w:tcPr>
+          <w:p>
+            <w:pPr>
+              <w:spacing w:before="20" w:after="20"/>
+            </w:pPr>
+            <w:r>
+              <w:rPr>
+                <w:sz w:val="17"/>
+              </w:rPr>
+              <w:t xml:space="preserve">filter_kbest14</w:t>
+            </w:r>
+          </w:p>
+        </w:tc>
+        <w:tc>
+          <w:tcPr>
+            <w:tcW w:w="3070" w:type="dxa"/>
+          </w:tcPr>
+          <w:p>
+            <w:pPr>
+              <w:spacing w:before="20" w:after="20"/>
+            </w:pPr>
+            <w:r>
+              <w:rPr>
+                <w:sz w:val="17"/>
+              </w:rPr>
+              <w:t xml:space="preserve">ANOVA filter keeps 14 of 28 columns</w:t>
+            </w:r>
+          </w:p>
+        </w:tc>
+        <w:tc>
+          <w:tcPr>
+            <w:tcW w:w="1287" w:type="dxa"/>
+          </w:tcPr>
+          <w:p>
+            <w:pPr>
+              <w:spacing w:before="20" w:after="20"/>
+            </w:pPr>
+            <w:r>
+              <w:rPr>
+                <w:sz w:val="17"/>
+              </w:rPr>
+              <w:t xml:space="preserve">+0.013</w:t>
+            </w:r>
+          </w:p>
+        </w:tc>
+        <w:tc>
+          <w:tcPr>
+            <w:tcW w:w="1287" w:type="dxa"/>
+          </w:tcPr>
+          <w:p>
+            <w:pPr>
+              <w:spacing w:before="20" w:after="20"/>
+            </w:pPr>
+            <w:r>
+              <w:rPr>
+                <w:sz w:val="17"/>
+              </w:rPr>
+              <w:t xml:space="preserve">+0.003</w:t>
+            </w:r>
+          </w:p>
+        </w:tc>
+        <w:tc>
+          <w:tcPr>
+            <w:tcW w:w="2575" w:type="dxa"/>
+          </w:tcPr>
+          <w:p>
+            <w:pPr>
+              <w:spacing w:before="20" w:after="20"/>
+            </w:pPr>
+            <w:r>
+              <w:rPr>
+                <w:sz w:val="17"/>
+              </w:rPr>
+              <w:t xml:space="preserve">best of 10, not adopted</w:t>
+            </w:r>
+          </w:p>
+        </w:tc>
+      </w:tr>
+      <w:tr>
+        <w:tc>
+          <w:tcPr>
+            <w:tcW w:w="1684" w:type="dxa"/>
+          </w:tcPr>
+          <w:p>
+            <w:pPr>
+              <w:spacing w:before="20" w:after="20"/>
+            </w:pPr>
+            <w:r>
+              <w:rPr>
+                <w:sz w:val="17"/>
+              </w:rPr>
+              <w:t xml:space="preserve">l1_select</w:t>
+            </w:r>
+          </w:p>
+        </w:tc>
+        <w:tc>
+          <w:tcPr>
+            <w:tcW w:w="3070" w:type="dxa"/>
+          </w:tcPr>
+          <w:p>
+            <w:pPr>
+              <w:spacing w:before="20" w:after="20"/>
+            </w:pPr>
+            <w:r>
+              <w:rPr>
+                <w:sz w:val="17"/>
+              </w:rPr>
+              <w:t xml:space="preserve">L1 regularisation picks 15 columns</w:t>
+            </w:r>
+          </w:p>
+        </w:tc>
+        <w:tc>
+          <w:tcPr>
+            <w:tcW w:w="1287" w:type="dxa"/>
+          </w:tcPr>
+          <w:p>
+            <w:pPr>
+              <w:spacing w:before="20" w:after="20"/>
+            </w:pPr>
+            <w:r>
+              <w:rPr>
+                <w:sz w:val="17"/>
+              </w:rPr>
+              <w:t xml:space="preserve">+0.005</w:t>
+            </w:r>
+          </w:p>
+        </w:tc>
+        <w:tc>
+          <w:tcPr>
+            <w:tcW w:w="1287" w:type="dxa"/>
+          </w:tcPr>
+          <w:p>
+            <w:pPr>
+              <w:spacing w:before="20" w:after="20"/>
+            </w:pPr>
+            <w:r>
+              <w:rPr>
+                <w:sz w:val="17"/>
+              </w:rPr>
+              <w:t xml:space="preserve">-0.010</w:t>
+            </w:r>
+          </w:p>
+        </w:tc>
+        <w:tc>
+          <w:tcPr>
+            <w:tcW w:w="2575" w:type="dxa"/>
+          </w:tcPr>
+          <w:p>
+            <w:pPr>
+              <w:spacing w:before="20" w:after="20"/>
+            </w:pPr>
+            <w:r>
+              <w:rPr>
+                <w:sz w:val="17"/>
+              </w:rPr>
+              <w:t xml:space="preserve">inconsistent across models</w:t>
+            </w:r>
+          </w:p>
+        </w:tc>
+      </w:tr>
+      <w:tr>
+        <w:tc>
+          <w:tcPr>
+            <w:tcW w:w="1684" w:type="dxa"/>
+          </w:tcPr>
+          <w:p>
+            <w:pPr>
+              <w:spacing w:before="20" w:after="20"/>
+            </w:pPr>
+            <w:r>
+              <w:rPr>
+                <w:sz w:val="17"/>
+              </w:rPr>
+              <w:t xml:space="preserve">rfe14</w:t>
+            </w:r>
+          </w:p>
+        </w:tc>
+        <w:tc>
+          <w:tcPr>
+            <w:tcW w:w="3070" w:type="dxa"/>
+          </w:tcPr>
+          <w:p>
+            <w:pPr>
+              <w:spacing w:before="20" w:after="20"/>
+            </w:pPr>
+            <w:r>
+              <w:rPr>
+                <w:sz w:val="17"/>
+              </w:rPr>
+              <w:t xml:space="preserve">recursive elimination to 14 columns</w:t>
+            </w:r>
+          </w:p>
+        </w:tc>
+        <w:tc>
+          <w:tcPr>
+            <w:tcW w:w="1287" w:type="dxa"/>
+          </w:tcPr>
+          <w:p>
+            <w:pPr>
+              <w:spacing w:before="20" w:after="20"/>
+            </w:pPr>
+            <w:r>
+              <w:rPr>
+                <w:sz w:val="17"/>
+              </w:rPr>
+              <w:t xml:space="preserve">-0.008</w:t>
+            </w:r>
+          </w:p>
+        </w:tc>
+        <w:tc>
+          <w:tcPr>
+            <w:tcW w:w="1287" w:type="dxa"/>
+          </w:tcPr>
+          <w:p>
+            <w:pPr>
+              <w:spacing w:before="20" w:after="20"/>
+            </w:pPr>
+            <w:r>
+              <w:rPr>
+                <w:sz w:val="17"/>
+              </w:rPr>
+              <w:t xml:space="preserve">-0.006</w:t>
+            </w:r>
+          </w:p>
+        </w:tc>
+        <w:tc>
+          <w:tcPr>
+            <w:tcW w:w="2575" w:type="dxa"/>
+          </w:tcPr>
+          <w:p>
+            <w:pPr>
+              <w:spacing w:before="20" w:after="20"/>
+            </w:pPr>
+            <w:r>
+              <w:rPr>
+                <w:sz w:val="17"/>
+              </w:rPr>
+              <w:t xml:space="preserve">hurts</w:t>
+            </w:r>
+          </w:p>
+        </w:tc>
+      </w:tr>
+      <w:tr>
+        <w:tc>
+          <w:tcPr>
+            <w:tcW w:w="1684" w:type="dxa"/>
+          </w:tcPr>
+          <w:p>
+            <w:pPr>
+              <w:spacing w:before="20" w:after="20"/>
+            </w:pPr>
+            <w:r>
+              <w:rPr>
+                <w:sz w:val="17"/>
+              </w:rPr>
+              <w:t xml:space="preserve">eng_hr_reserve</w:t>
+            </w:r>
+          </w:p>
+        </w:tc>
+        <w:tc>
+          <w:tcPr>
+            <w:tcW w:w="3070" w:type="dxa"/>
+          </w:tcPr>
+          <w:p>
+            <w:pPr>
+              <w:spacing w:before="20" w:after="20"/>
+            </w:pPr>
+            <w:r>
+              <w:rPr>
+                <w:sz w:val="17"/>
+              </w:rPr>
+              <w:t xml:space="preserve">+ heart-rate reserve %</w:t>
+            </w:r>
+          </w:p>
+        </w:tc>
+        <w:tc>
+          <w:tcPr>
+            <w:tcW w:w="1287" w:type="dxa"/>
+          </w:tcPr>
+          <w:p>
+            <w:pPr>
+              <w:spacing w:before="20" w:after="20"/>
+            </w:pPr>
+            <w:r>
+              <w:rPr>
+                <w:sz w:val="17"/>
+              </w:rPr>
+              <w:t xml:space="preserve">0.000</w:t>
+            </w:r>
+          </w:p>
+        </w:tc>
+        <w:tc>
+          <w:tcPr>
+            <w:tcW w:w="1287" w:type="dxa"/>
+          </w:tcPr>
+          <w:p>
+            <w:pPr>
+              <w:spacing w:before="20" w:after="20"/>
+            </w:pPr>
+            <w:r>
+              <w:rPr>
+                <w:sz w:val="17"/>
+              </w:rPr>
+              <w:t xml:space="preserve">+0.001</w:t>
+            </w:r>
+          </w:p>
+        </w:tc>
+        <w:tc>
+          <w:tcPr>
+            <w:tcW w:w="2575" w:type="dxa"/>
+          </w:tcPr>
+          <w:p>
+            <w:pPr>
+              <w:spacing w:before="20" w:after="20"/>
+            </w:pPr>
+            <w:r>
+              <w:rPr>
+                <w:sz w:val="17"/>
+              </w:rPr>
+              <w:t xml:space="preserve">no gain</w:t>
+            </w:r>
+          </w:p>
+        </w:tc>
+      </w:tr>
+      <w:tr>
+        <w:tc>
+          <w:tcPr>
+            <w:tcW w:w="1684" w:type="dxa"/>
+          </w:tcPr>
+          <w:p>
+            <w:pPr>
+              <w:spacing w:before="20" w:after="20"/>
+            </w:pPr>
+            <w:r>
+              <w:rPr>
+                <w:sz w:val="17"/>
+              </w:rPr>
+              <w:t xml:space="preserve">eng_flags</w:t>
+            </w:r>
+          </w:p>
+        </w:tc>
+        <w:tc>
+          <w:tcPr>
+            <w:tcW w:w="3070" w:type="dxa"/>
+          </w:tcPr>
+          <w:p>
+            <w:pPr>
+              <w:spacing w:before="20" w:after="20"/>
+            </w:pPr>
+            <w:r>
+              <w:rPr>
+                <w:sz w:val="17"/>
+              </w:rPr>
+              <w:t xml:space="preserve">+ 4 clinical threshold flags</w:t>
+            </w:r>
+          </w:p>
+        </w:tc>
+        <w:tc>
+          <w:tcPr>
+            <w:tcW w:w="1287" w:type="dxa"/>
+          </w:tcPr>
+          <w:p>
+            <w:pPr>
+              <w:spacing w:before="20" w:after="20"/>
+            </w:pPr>
+            <w:r>
+              <w:rPr>
+                <w:sz w:val="17"/>
+              </w:rPr>
+              <w:t xml:space="preserve">0.000</w:t>
+            </w:r>
+          </w:p>
+        </w:tc>
+        <w:tc>
+          <w:tcPr>
+            <w:tcW w:w="1287" w:type="dxa"/>
+          </w:tcPr>
+          <w:p>
+            <w:pPr>
+              <w:spacing w:before="20" w:after="20"/>
+            </w:pPr>
+            <w:r>
+              <w:rPr>
+                <w:sz w:val="17"/>
+              </w:rPr>
+              <w:t xml:space="preserve">+0.006</w:t>
+            </w:r>
+          </w:p>
+        </w:tc>
+        <w:tc>
+          <w:tcPr>
+            <w:tcW w:w="2575" w:type="dxa"/>
+          </w:tcPr>
+          <w:p>
+            <w:pPr>
+              <w:spacing w:before="20" w:after="20"/>
+            </w:pPr>
+            <w:r>
+              <w:rPr>
+                <w:sz w:val="17"/>
+              </w:rPr>
+              <w:t xml:space="preserve">helps only Random Forest</w:t>
+            </w:r>
+          </w:p>
+        </w:tc>
+      </w:tr>
+      <w:tr>
+        <w:tc>
+          <w:tcPr>
+            <w:tcW w:w="1684" w:type="dxa"/>
+          </w:tcPr>
+          <w:p>
+            <w:pPr>
+              <w:spacing w:before="20" w:after="20"/>
+            </w:pPr>
+            <w:r>
+              <w:rPr>
+                <w:sz w:val="17"/>
+              </w:rPr>
+              <w:t xml:space="preserve">eng_all</w:t>
+            </w:r>
+          </w:p>
+        </w:tc>
+        <w:tc>
+          <w:tcPr>
+            <w:tcW w:w="3070" w:type="dxa"/>
+          </w:tcPr>
+          <w:p>
+            <w:pPr>
+              <w:spacing w:before="20" w:after="20"/>
+            </w:pPr>
+            <w:r>
+              <w:rPr>
+                <w:sz w:val="17"/>
+              </w:rPr>
+              <w:t xml:space="preserve">+ reserve % and the 4 flags</w:t>
+            </w:r>
+          </w:p>
+        </w:tc>
+        <w:tc>
+          <w:tcPr>
+            <w:tcW w:w="1287" w:type="dxa"/>
+          </w:tcPr>
+          <w:p>
+            <w:pPr>
+              <w:spacing w:before="20" w:after="20"/>
+            </w:pPr>
+            <w:r>
+              <w:rPr>
+                <w:sz w:val="17"/>
+              </w:rPr>
+              <w:t xml:space="preserve">0.000</w:t>
+            </w:r>
+          </w:p>
+        </w:tc>
+        <w:tc>
+          <w:tcPr>
+            <w:tcW w:w="1287" w:type="dxa"/>
+          </w:tcPr>
+          <w:p>
+            <w:pPr>
+              <w:spacing w:before="20" w:after="20"/>
+            </w:pPr>
+            <w:r>
+              <w:rPr>
+                <w:sz w:val="17"/>
+              </w:rPr>
+              <w:t xml:space="preserve">+0.002</w:t>
+            </w:r>
+          </w:p>
+        </w:tc>
+        <w:tc>
+          <w:tcPr>
+            <w:tcW w:w="2575" w:type="dxa"/>
+          </w:tcPr>
+          <w:p>
+            <w:pPr>
+              <w:spacing w:before="20" w:after="20"/>
+            </w:pPr>
+            <w:r>
+              <w:rPr>
+                <w:sz w:val="17"/>
+              </w:rPr>
+              <w:t xml:space="preserve">no gain</w:t>
+            </w:r>
+          </w:p>
+        </w:tc>
+      </w:tr>
+      <w:tr>
+        <w:tc>
+          <w:tcPr>
+            <w:tcW w:w="1684" w:type="dxa"/>
+          </w:tcPr>
+          <w:p>
+            <w:pPr>
+              <w:spacing w:before="20" w:after="20"/>
+            </w:pPr>
+            <w:r>
+              <w:rPr>
+                <w:sz w:val="17"/>
+              </w:rPr>
+              <w:t xml:space="preserve">eng_all_drop_weak</w:t>
+            </w:r>
+          </w:p>
+        </w:tc>
+        <w:tc>
+          <w:tcPr>
+            <w:tcW w:w="3070" w:type="dxa"/>
+          </w:tcPr>
+          <w:p>
+            <w:pPr>
+              <w:spacing w:before="20" w:after="20"/>
+            </w:pPr>
+            <w:r>
+              <w:rPr>
+                <w:sz w:val="17"/>
+              </w:rPr>
+              <w:t xml:space="preserve">eng_all, then drop </w:t>
+            </w:r>
+            <w:r>
+              <w:rPr>
+                <w:rFonts w:ascii="Menlo" w:hAnsi="Menlo" w:cs="Menlo"/>
+                <w:sz w:val="17"/>
+              </w:rPr>
+              <w:t xml:space="preserve">fbs</w:t>
+            </w:r>
+            <w:r>
+              <w:rPr>
+                <w:sz w:val="17"/>
+              </w:rPr>
+              <w:t xml:space="preserve">, </w:t>
+            </w:r>
+            <w:r>
+              <w:rPr>
+                <w:rFonts w:ascii="Menlo" w:hAnsi="Menlo" w:cs="Menlo"/>
+                <w:sz w:val="17"/>
+              </w:rPr>
+              <w:t xml:space="preserve">chol</w:t>
+            </w:r>
+          </w:p>
+        </w:tc>
+        <w:tc>
+          <w:tcPr>
+            <w:tcW w:w="1287" w:type="dxa"/>
+          </w:tcPr>
+          <w:p>
+            <w:pPr>
+              <w:spacing w:before="20" w:after="20"/>
+            </w:pPr>
+            <w:r>
+              <w:rPr>
+                <w:sz w:val="17"/>
+              </w:rPr>
+              <w:t xml:space="preserve">+0.003</w:t>
+            </w:r>
+          </w:p>
+        </w:tc>
+        <w:tc>
+          <w:tcPr>
+            <w:tcW w:w="1287" w:type="dxa"/>
+          </w:tcPr>
+          <w:p>
+            <w:pPr>
+              <w:spacing w:before="20" w:after="20"/>
+            </w:pPr>
+            <w:r>
+              <w:rPr>
+                <w:sz w:val="17"/>
+              </w:rPr>
+              <w:t xml:space="preserve">+0.006</w:t>
+            </w:r>
+          </w:p>
+        </w:tc>
+        <w:tc>
+          <w:tcPr>
+            <w:tcW w:w="2575" w:type="dxa"/>
+          </w:tcPr>
+          <w:p>
+            <w:pPr>
+              <w:spacing w:before="20" w:after="20"/>
+            </w:pPr>
+            <w:r>
+              <w:rPr>
+                <w:sz w:val="17"/>
+              </w:rPr>
+              <w:t xml:space="preserve">no gain</w:t>
+            </w:r>
+          </w:p>
+        </w:tc>
+      </w:tr>
+    </w:tbl>
+    <w:p>
+      <w:pPr>
+        <w:spacing w:before="0" w:after="40"/>
+      </w:pPr>
     </w:p>
     <w:p>
       <w:pPr>
@@ -2757,7 +3725,7 @@
       <w:r>
         <w:drawing>
           <wp:inline distT="0" distB="0" distL="0" distR="0">
-            <wp:extent cx="4529023" cy="2103366"/>
+            <wp:extent cx="5409666" cy="2262223"/>
             <wp:docPr id="9" name="image9.png"/>
             <a:graphic>
               <a:graphicData uri="http://schemas.openxmlformats.org/drawingml/2006/picture">
@@ -2775,7 +3743,7 @@
                   <pic:spPr>
                     <a:xfrm>
                       <a:off x="0" y="0"/>
-                      <a:ext cx="4529023" cy="2103366"/>
+                      <a:ext cx="5409666" cy="2262223"/>
                     </a:xfrm>
                     <a:prstGeom prst="rect">
                       <a:avLst/>
@@ -2797,7 +3765,348 @@
         <w:rPr>
           <w:sz w:val="16"/>
         </w:rPr>
-        <w:t xml:space="preserve">Figure 9 - MLflow experiment: one run per model, each with a logged model artifact.</w:t>
+        <w:t xml:space="preserve">Figure 9 - Change in cross-validated ROC-AUC against the baseline (+/- 2 SE). Grey band: gaps under 0.01, which I treat as noise (fold-to-fold spread is about 0.04).</w:t>
+      </w:r>
+    </w:p>
+    <w:p>
+      <w:pPr>
+        <w:jc w:val="both"/>
+      </w:pPr>
+      <w:r>
+        <w:rPr>
+          <w:b/>
+        </w:rPr>
+        <w:t xml:space="preserve">Conclusion: keep all 13 original features.</w:t>
+      </w:r>
+      <w:r>
+        <w:rPr/>
+        <w:t xml:space="preserve"> Every variant lands within about 0.013 AUC of the baseline. The biggest gain (+0.013, the 14-column filter on Logistic Regression) is the best of ten comparisons, which overstates its benefit, and it does not transfer to Random Forest. Automatic selection can even hurt (RFE, L1 on Random Forest) because a 242-patient training set has little to spare. The clinical features add nothing for Logistic Regression, whose one-hot </w:t>
+      </w:r>
+      <w:r>
+        <w:rPr>
+          <w:rFonts w:ascii="Menlo" w:hAnsi="Menlo" w:cs="Menlo"/>
+          <w:sz w:val="17"/>
+        </w:rPr>
+        <w:t xml:space="preserve">ca</w:t>
+      </w:r>
+      <w:r>
+        <w:rPr/>
+        <w:t xml:space="preserve">/</w:t>
+      </w:r>
+      <w:r>
+        <w:rPr>
+          <w:rFonts w:ascii="Menlo" w:hAnsi="Menlo" w:cs="Menlo"/>
+          <w:sz w:val="17"/>
+        </w:rPr>
+        <w:t xml:space="preserve">thal</w:t>
+      </w:r>
+      <w:r>
+        <w:rPr/>
+        <w:t xml:space="preserve"> and linear </w:t>
+      </w:r>
+      <w:r>
+        <w:rPr>
+          <w:rFonts w:ascii="Menlo" w:hAnsi="Menlo" w:cs="Menlo"/>
+          <w:sz w:val="17"/>
+        </w:rPr>
+        <w:t xml:space="preserve">age</w:t>
+      </w:r>
+      <w:r>
+        <w:rPr/>
+        <w:t xml:space="preserve">/</w:t>
+      </w:r>
+      <w:r>
+        <w:rPr>
+          <w:rFonts w:ascii="Menlo" w:hAnsi="Menlo" w:cs="Menlo"/>
+          <w:sz w:val="17"/>
+        </w:rPr>
+        <w:t xml:space="preserve">thalach</w:t>
+      </w:r>
+      <w:r>
+        <w:rPr/>
+        <w:t xml:space="preserve"> already carry the same information. The one robust finding is that </w:t>
+      </w:r>
+      <w:r>
+        <w:rPr>
+          <w:rFonts w:ascii="Menlo" w:hAnsi="Menlo" w:cs="Menlo"/>
+          <w:sz w:val="17"/>
+        </w:rPr>
+        <w:t xml:space="preserve">fbs</w:t>
+      </w:r>
+      <w:r>
+        <w:rPr/>
+        <w:t xml:space="preserve"> and </w:t>
+      </w:r>
+      <w:r>
+        <w:rPr>
+          <w:rFonts w:ascii="Menlo" w:hAnsi="Menlo" w:cs="Menlo"/>
+          <w:sz w:val="17"/>
+        </w:rPr>
+        <w:t xml:space="preserve">chol</w:t>
+      </w:r>
+      <w:r>
+        <w:rPr/>
+        <w:t xml:space="preserve"> can be dropped at no cost, which would simplify data collection if the model were ever redeployed.</w:t>
+      </w:r>
+    </w:p>
+    <w:p>
+      <w:pPr>
+        <w:pStyle w:val="Heading2"/>
+      </w:pPr>
+      <w:r>
+        <w:rPr/>
+        <w:t xml:space="preserve">5.2 Decision threshold and probability calibration</w:t>
+      </w:r>
+    </w:p>
+    <w:p>
+      <w:pPr>
+        <w:jc w:val="both"/>
+      </w:pPr>
+      <w:r>
+        <w:rPr/>
+        <w:t xml:space="preserve">The API labels a patient </w:t>
+      </w:r>
+      <w:r>
+        <w:rPr>
+          <w:i/>
+        </w:rPr>
+        <w:t xml:space="preserve">disease</w:t>
+      </w:r>
+      <w:r>
+        <w:rPr/>
+        <w:t xml:space="preserve"> when the probability reaches 0.5, a convention rather than a clinical decision. Using out-of-fold probabilities on the training split, the default threshold gives recall 0.78 and precision 0.87, so about one sick patient in five is missed. Lowering the threshold to </w:t>
+      </w:r>
+      <w:r>
+        <w:rPr>
+          <w:b/>
+        </w:rPr>
+        <w:t xml:space="preserve">0.25</w:t>
+      </w:r>
+      <w:r>
+        <w:rPr/>
+        <w:t xml:space="preserve"> (the highest value that keeps recall at 90%) gives recall 0.90 and precision 0.69. On the held-out split (28 diseased, 33 healthy) that finds all 28 sick patients (0 missed instead of 2) at the cost of 10 false alarms instead of 5 - an illustration, given only 61 patients.</w:t>
+      </w:r>
+    </w:p>
+    <w:p>
+      <w:pPr>
+        <w:jc w:val="center"/>
+      </w:pPr>
+      <w:r>
+        <w:drawing>
+          <wp:inline distT="0" distB="0" distL="0" distR="0">
+            <wp:extent cx="5409666" cy="2065508"/>
+            <wp:docPr id="10" name="image10.png"/>
+            <a:graphic>
+              <a:graphicData uri="http://schemas.openxmlformats.org/drawingml/2006/picture">
+                <pic:pic>
+                  <pic:nvPicPr>
+                    <pic:cNvPr id="0" name="image10.png"/>
+                    <pic:cNvPicPr/>
+                  </pic:nvPicPr>
+                  <pic:blipFill>
+                    <a:blip r:embed="rIdImg10"/>
+                    <a:stretch>
+                      <a:fillRect/>
+                    </a:stretch>
+                  </pic:blipFill>
+                  <pic:spPr>
+                    <a:xfrm>
+                      <a:off x="0" y="0"/>
+                      <a:ext cx="5409666" cy="2065508"/>
+                    </a:xfrm>
+                    <a:prstGeom prst="rect">
+                      <a:avLst/>
+                    </a:prstGeom>
+                  </pic:spPr>
+                </pic:pic>
+              </a:graphicData>
+            </a:graphic>
+          </wp:inline>
+        </w:drawing>
+      </w:r>
+    </w:p>
+    <w:p>
+      <w:pPr>
+        <w:pStyle w:val="Caption"/>
+        <w:jc w:val="center"/>
+      </w:pPr>
+      <w:r>
+        <w:rPr>
+          <w:sz w:val="16"/>
+        </w:rPr>
+        <w:t xml:space="preserve">Figure 10 - Left: out-of-fold precision and recall against the threshold. Right: reliability diagram of the predicted probabilities (five equal-size bins).</w:t>
+      </w:r>
+    </w:p>
+    <w:p>
+      <w:pPr>
+        <w:jc w:val="both"/>
+      </w:pPr>
+      <w:r>
+        <w:rPr/>
+        <w:t xml:space="preserve">The probabilities are well calibrated: Brier score 0.121 against 0.248 for always predicting the base rate, and an expected calibration error of 0.030. So </w:t>
+      </w:r>
+      <w:r>
+        <w:rPr>
+          <w:rFonts w:ascii="Menlo" w:hAnsi="Menlo" w:cs="Menlo"/>
+          <w:sz w:val="17"/>
+        </w:rPr>
+        <w:t xml:space="preserve">confidence</w:t>
+      </w:r>
+      <w:r>
+        <w:rPr/>
+        <w:t xml:space="preserve"> and </w:t>
+      </w:r>
+      <w:r>
+        <w:rPr>
+          <w:rFonts w:ascii="Menlo" w:hAnsi="Menlo" w:cs="Menlo"/>
+          <w:sz w:val="17"/>
+        </w:rPr>
+        <w:t xml:space="preserve">probability_disease</w:t>
+      </w:r>
+      <w:r>
+        <w:rPr/>
+        <w:t xml:space="preserve"> can be read as risk estimates. I left the deployed cut-off at 0.5 because the operating point is a policy decision; the API returns </w:t>
+      </w:r>
+      <w:r>
+        <w:rPr>
+          <w:rFonts w:ascii="Menlo" w:hAnsi="Menlo" w:cs="Menlo"/>
+          <w:sz w:val="17"/>
+        </w:rPr>
+        <w:t xml:space="preserve">probability_disease</w:t>
+      </w:r>
+      <w:r>
+        <w:rPr/>
+        <w:t xml:space="preserve">, so a screening client can apply 0.25 without a redeploy.</w:t>
+      </w:r>
+    </w:p>
+    <w:p>
+      <w:pPr>
+        <w:pStyle w:val="Heading1"/>
+      </w:pPr>
+      <w:r>
+        <w:rPr/>
+        <w:t xml:space="preserve">6. Experiment tracking with MLflow</w:t>
+      </w:r>
+    </w:p>
+    <w:p>
+      <w:pPr>
+        <w:jc w:val="both"/>
+      </w:pPr>
+      <w:r>
+        <w:rPr>
+          <w:rFonts w:ascii="Menlo" w:hAnsi="Menlo" w:cs="Menlo"/>
+          <w:sz w:val="17"/>
+        </w:rPr>
+        <w:t xml:space="preserve">src/train.py</w:t>
+      </w:r>
+      <w:r>
+        <w:rPr/>
+        <w:t xml:space="preserve"> wraps every candidate in an MLflow run (SQLite backend) inside the experiment </w:t>
+      </w:r>
+      <w:r>
+        <w:rPr>
+          <w:rFonts w:ascii="Menlo" w:hAnsi="Menlo" w:cs="Menlo"/>
+          <w:sz w:val="17"/>
+        </w:rPr>
+        <w:t xml:space="preserve">heart-disease-classification</w:t>
+      </w:r>
+      <w:r>
+        <w:rPr/>
+        <w:t xml:space="preserve">. Each run logs: the tuned hyper-parameters and the searched grid, 5-fold CV metrics (mean and standard deviation for five metrics), held-out test metrics, the confusion-matrix and ROC plots as artifacts, and the fitted pipeline as an MLflow model with an inferred signature and an input example. The selected run carries the tag </w:t>
+      </w:r>
+      <w:r>
+        <w:rPr>
+          <w:rFonts w:ascii="Menlo" w:hAnsi="Menlo" w:cs="Menlo"/>
+          <w:sz w:val="17"/>
+        </w:rPr>
+        <w:t xml:space="preserve">selected=true</w:t>
+      </w:r>
+      <w:r>
+        <w:rPr/>
+        <w:t xml:space="preserve">. Because training is deterministic, </w:t>
+      </w:r>
+      <w:r>
+        <w:rPr>
+          <w:rFonts w:ascii="Menlo" w:hAnsi="Menlo" w:cs="Menlo"/>
+          <w:sz w:val="17"/>
+        </w:rPr>
+        <w:t xml:space="preserve">notebooks/02_training.ipynb</w:t>
+      </w:r>
+      <w:r>
+        <w:rPr/>
+        <w:t xml:space="preserve"> refits each model from its logged parameters and reproduces the logged test AUC exactly (0.9665, 0.9437, 0.9513). </w:t>
+      </w:r>
+      <w:r>
+        <w:rPr>
+          <w:rFonts w:ascii="Menlo" w:hAnsi="Menlo" w:cs="Menlo"/>
+          <w:sz w:val="17"/>
+        </w:rPr>
+        <w:t xml:space="preserve">python -m src.experiments</w:t>
+      </w:r>
+      <w:r>
+        <w:rPr/>
+        <w:t xml:space="preserve"> logs a second experiment, </w:t>
+      </w:r>
+      <w:r>
+        <w:rPr>
+          <w:rFonts w:ascii="Menlo" w:hAnsi="Menlo" w:cs="Menlo"/>
+          <w:sz w:val="17"/>
+        </w:rPr>
+        <w:t xml:space="preserve">feature-and-threshold-experiments</w:t>
+      </w:r>
+      <w:r>
+        <w:rPr/>
+        <w:t xml:space="preserve">: one run per variant and model (20) with the paired change in AUC, plus one run for the threshold and calibration analysis.</w:t>
+      </w:r>
+    </w:p>
+    <w:p>
+      <w:pPr>
+        <w:jc w:val="center"/>
+      </w:pPr>
+      <w:r>
+        <w:drawing>
+          <wp:inline distT="0" distB="0" distL="0" distR="0">
+            <wp:extent cx="4403217" cy="2044939"/>
+            <wp:docPr id="11" name="image11.png"/>
+            <a:graphic>
+              <a:graphicData uri="http://schemas.openxmlformats.org/drawingml/2006/picture">
+                <pic:pic>
+                  <pic:nvPicPr>
+                    <pic:cNvPr id="0" name="image11.png"/>
+                    <pic:cNvPicPr/>
+                  </pic:nvPicPr>
+                  <pic:blipFill>
+                    <a:blip r:embed="rIdImg11"/>
+                    <a:stretch>
+                      <a:fillRect/>
+                    </a:stretch>
+                  </pic:blipFill>
+                  <pic:spPr>
+                    <a:xfrm>
+                      <a:off x="0" y="0"/>
+                      <a:ext cx="4403217" cy="2044939"/>
+                    </a:xfrm>
+                    <a:prstGeom prst="rect">
+                      <a:avLst/>
+                    </a:prstGeom>
+                  </pic:spPr>
+                </pic:pic>
+              </a:graphicData>
+            </a:graphic>
+          </wp:inline>
+        </w:drawing>
+      </w:r>
+    </w:p>
+    <w:p>
+      <w:pPr>
+        <w:pStyle w:val="Caption"/>
+        <w:jc w:val="center"/>
+      </w:pPr>
+      <w:r>
+        <w:rPr>
+          <w:sz w:val="16"/>
+        </w:rPr>
+        <w:t xml:space="preserve">Figure 11 - MLflow experiment: one run per model, each with a logged model artifact.</w:t>
       </w:r>
     </w:p>
     <w:tbl>
@@ -2825,16 +4134,16 @@
               <w:drawing>
                 <wp:inline distT="0" distB="0" distL="0" distR="0">
                   <wp:extent cx="2719930" cy="3718385"/>
-                  <wp:docPr id="10" name="image10.png"/>
+                  <wp:docPr id="12" name="image12.png"/>
                   <a:graphic>
                     <a:graphicData uri="http://schemas.openxmlformats.org/drawingml/2006/picture">
                       <pic:pic>
                         <pic:nvPicPr>
-                          <pic:cNvPr id="0" name="image10.png"/>
+                          <pic:cNvPr id="0" name="image12.png"/>
                           <pic:cNvPicPr/>
                         </pic:nvPicPr>
                         <pic:blipFill>
-                          <a:blip r:embed="rIdImg10"/>
+                          <a:blip r:embed="rIdImg12"/>
                           <a:stretch>
                             <a:fillRect/>
                           </a:stretch>
@@ -2864,7 +4173,7 @@
               <w:rPr>
                 <w:sz w:val="16"/>
               </w:rPr>
-              <w:t xml:space="preserve">Figure 10 - Run comparison: parameters, metrics and the selected tag.</w:t>
+              <w:t xml:space="preserve">Figure 12 - Run comparison: parameters, metrics and the selected tag.</w:t>
             </w:r>
           </w:p>
         </w:tc>
@@ -2880,16 +4189,16 @@
               <w:drawing>
                 <wp:inline distT="0" distB="0" distL="0" distR="0">
                   <wp:extent cx="3192961" cy="2694481"/>
-                  <wp:docPr id="11" name="image11.png"/>
+                  <wp:docPr id="13" name="image13.png"/>
                   <a:graphic>
                     <a:graphicData uri="http://schemas.openxmlformats.org/drawingml/2006/picture">
                       <pic:pic>
                         <pic:nvPicPr>
-                          <pic:cNvPr id="0" name="image11.png"/>
+                          <pic:cNvPr id="0" name="image13.png"/>
                           <pic:cNvPicPr/>
                         </pic:nvPicPr>
                         <pic:blipFill>
-                          <a:blip r:embed="rIdImg11"/>
+                          <a:blip r:embed="rIdImg13"/>
                           <a:stretch>
                             <a:fillRect/>
                           </a:stretch>
@@ -2919,7 +4228,7 @@
               <w:rPr>
                 <w:sz w:val="16"/>
               </w:rPr>
-              <w:t xml:space="preserve">Figure 11 - A logged plot artifact (ROC curve).</w:t>
+              <w:t xml:space="preserve">Figure 13 - A logged plot artifact (ROC curve).</w:t>
             </w:r>
           </w:p>
         </w:tc>
@@ -3050,7 +4359,7 @@
       </w:r>
       <w:r>
         <w:rPr/>
-        <w:t xml:space="preserve"> before downloading the data, testing and training - so a green run is evidence that the scripts do not depend on anything local.</w:t>
+        <w:t xml:space="preserve"> before downloading the data, testing and training, and I also repeated the whole pipeline from a fresh clone and a new virtual environment locally with identical results.</w:t>
       </w:r>
     </w:p>
     <w:p>
@@ -3074,11 +4383,11 @@
         <w:rPr>
           <w:b/>
         </w:rPr>
-        <w:t xml:space="preserve">20 pytest tests</w:t>
-      </w:r>
-      <w:r>
-        <w:rPr/>
-        <w:t xml:space="preserve">: data cleaning and parsing (5), the preprocessing transformers (3: finite output, standardised numeric columns, tolerance of unseen categories and missing values), the model (4: cross-validated AUC above 0.8, output contract, determinism, saved model loads) and the API (8: health, prediction contract, four invalid-value cases, a missing field, metrics exposure).</w:t>
+        <w:t xml:space="preserve">37 pytest tests</w:t>
+      </w:r>
+      <w:r>
+        <w:rPr/>
+        <w:t xml:space="preserve">: data cleaning and parsing (5), the preprocessing transformers (3: finite output, standardised numeric columns, tolerance of unseen categories and missing values), the model (4: cross-validated AUC above 0.8, output contract, determinism, saved model loads), the API (8: health, prediction contract, four invalid-value cases, a missing field, metrics exposure) and the experiments (17: feature derivations, every variant fits and predicts, selectors keep the expected columns, threshold and calibration properties).</w:t>
       </w:r>
     </w:p>
     <w:p>
@@ -3178,15 +4487,16 @@
         </w:tblCellMar>
       </w:tblPr>
       <w:tblGrid>
-        <w:gridCol w:w="792"/>
-        <w:gridCol w:w="1188"/>
-        <w:gridCol w:w="3962"/>
-        <w:gridCol w:w="3962"/>
+        <w:gridCol w:w="693"/>
+        <w:gridCol w:w="1089"/>
+        <w:gridCol w:w="1684"/>
+        <w:gridCol w:w="2971"/>
+        <w:gridCol w:w="3467"/>
       </w:tblGrid>
       <w:tr>
         <w:tc>
           <w:tcPr>
-            <w:tcW w:w="792" w:type="dxa"/>
+            <w:tcW w:w="693" w:type="dxa"/>
             <w:shd w:val="clear" w:color="auto" w:fill="1A5276"/>
           </w:tcPr>
           <w:p>
@@ -3205,7 +4515,7 @@
         </w:tc>
         <w:tc>
           <w:tcPr>
-            <w:tcW w:w="1188" w:type="dxa"/>
+            <w:tcW w:w="1089" w:type="dxa"/>
             <w:shd w:val="clear" w:color="auto" w:fill="1A5276"/>
           </w:tcPr>
           <w:p>
@@ -3224,7 +4534,7 @@
         </w:tc>
         <w:tc>
           <w:tcPr>
-            <w:tcW w:w="3962" w:type="dxa"/>
+            <w:tcW w:w="1684" w:type="dxa"/>
             <w:shd w:val="clear" w:color="auto" w:fill="1A5276"/>
           </w:tcPr>
           <w:p>
@@ -3237,13 +4547,13 @@
                 <w:color w:val="FFFFFF"/>
                 <w:sz w:val="17"/>
               </w:rPr>
-              <w:t xml:space="preserve">Purpose</w:t>
-            </w:r>
-          </w:p>
-        </w:tc>
-        <w:tc>
-          <w:tcPr>
-            <w:tcW w:w="3962" w:type="dxa"/>
+              <w:t xml:space="preserve">Branch</w:t>
+            </w:r>
+          </w:p>
+        </w:tc>
+        <w:tc>
+          <w:tcPr>
+            <w:tcW w:w="2971" w:type="dxa"/>
             <w:shd w:val="clear" w:color="auto" w:fill="1A5276"/>
           </w:tcPr>
           <w:p>
@@ -3256,6 +4566,25 @@
                 <w:color w:val="FFFFFF"/>
                 <w:sz w:val="17"/>
               </w:rPr>
+              <w:t xml:space="preserve">Purpose</w:t>
+            </w:r>
+          </w:p>
+        </w:tc>
+        <w:tc>
+          <w:tcPr>
+            <w:tcW w:w="3467" w:type="dxa"/>
+            <w:shd w:val="clear" w:color="auto" w:fill="1A5276"/>
+          </w:tcPr>
+          <w:p>
+            <w:pPr>
+              <w:spacing w:before="20" w:after="20"/>
+            </w:pPr>
+            <w:r>
+              <w:rPr>
+                <w:b/>
+                <w:color w:val="FFFFFF"/>
+                <w:sz w:val="17"/>
+              </w:rPr>
               <w:t xml:space="preserve">Result</w:t>
             </w:r>
           </w:p>
@@ -3264,7 +4593,7 @@
       <w:tr>
         <w:tc>
           <w:tcPr>
-            <w:tcW w:w="792" w:type="dxa"/>
+            <w:tcW w:w="693" w:type="dxa"/>
           </w:tcPr>
           <w:p>
             <w:pPr>
@@ -3280,7 +4609,7 @@
         </w:tc>
         <w:tc>
           <w:tcPr>
-            <w:tcW w:w="1188" w:type="dxa"/>
+            <w:tcW w:w="1089" w:type="dxa"/>
           </w:tcPr>
           <w:p>
             <w:pPr>
@@ -3296,7 +4625,23 @@
         </w:tc>
         <w:tc>
           <w:tcPr>
-            <w:tcW w:w="3962" w:type="dxa"/>
+            <w:tcW w:w="1684" w:type="dxa"/>
+          </w:tcPr>
+          <w:p>
+            <w:pPr>
+              <w:spacing w:before="20" w:after="20"/>
+            </w:pPr>
+            <w:r>
+              <w:rPr>
+                <w:sz w:val="17"/>
+              </w:rPr>
+              <w:t xml:space="preserve">mlops-pipeline</w:t>
+            </w:r>
+          </w:p>
+        </w:tc>
+        <w:tc>
+          <w:tcPr>
+            <w:tcW w:w="2971" w:type="dxa"/>
           </w:tcPr>
           <w:p>
             <w:pPr>
@@ -3312,7 +4657,7 @@
         </w:tc>
         <w:tc>
           <w:tcPr>
-            <w:tcW w:w="3962" w:type="dxa"/>
+            <w:tcW w:w="3467" w:type="dxa"/>
           </w:tcPr>
           <w:p>
             <w:pPr>
@@ -3329,7 +4674,7 @@
               <w:rPr>
                 <w:sz w:val="17"/>
               </w:rPr>
-              <w:t xml:space="preserve"> - lint, 20 tests, training, Docker build and smoke test</w:t>
+              <w:t xml:space="preserve"> - lint, tests, training, Docker build and smoke test</w:t>
             </w:r>
           </w:p>
         </w:tc>
@@ -3337,7 +4682,7 @@
       <w:tr>
         <w:tc>
           <w:tcPr>
-            <w:tcW w:w="792" w:type="dxa"/>
+            <w:tcW w:w="693" w:type="dxa"/>
           </w:tcPr>
           <w:p>
             <w:pPr>
@@ -3353,7 +4698,7 @@
         </w:tc>
         <w:tc>
           <w:tcPr>
-            <w:tcW w:w="1188" w:type="dxa"/>
+            <w:tcW w:w="1089" w:type="dxa"/>
           </w:tcPr>
           <w:p>
             <w:pPr>
@@ -3369,7 +4714,23 @@
         </w:tc>
         <w:tc>
           <w:tcPr>
-            <w:tcW w:w="3962" w:type="dxa"/>
+            <w:tcW w:w="1684" w:type="dxa"/>
+          </w:tcPr>
+          <w:p>
+            <w:pPr>
+              <w:spacing w:before="20" w:after="20"/>
+            </w:pPr>
+            <w:r>
+              <w:rPr>
+                <w:sz w:val="17"/>
+              </w:rPr>
+              <w:t xml:space="preserve">ci-failure-demo</w:t>
+            </w:r>
+          </w:p>
+        </w:tc>
+        <w:tc>
+          <w:tcPr>
+            <w:tcW w:w="2971" w:type="dxa"/>
           </w:tcPr>
           <w:p>
             <w:pPr>
@@ -3392,7 +4753,7 @@
         </w:tc>
         <w:tc>
           <w:tcPr>
-            <w:tcW w:w="3962" w:type="dxa"/>
+            <w:tcW w:w="3467" w:type="dxa"/>
           </w:tcPr>
           <w:p>
             <w:pPr>
@@ -3417,7 +4778,7 @@
       <w:tr>
         <w:tc>
           <w:tcPr>
-            <w:tcW w:w="792" w:type="dxa"/>
+            <w:tcW w:w="693" w:type="dxa"/>
           </w:tcPr>
           <w:p>
             <w:pPr>
@@ -3433,7 +4794,7 @@
         </w:tc>
         <w:tc>
           <w:tcPr>
-            <w:tcW w:w="1188" w:type="dxa"/>
+            <w:tcW w:w="1089" w:type="dxa"/>
           </w:tcPr>
           <w:p>
             <w:pPr>
@@ -3449,7 +4810,23 @@
         </w:tc>
         <w:tc>
           <w:tcPr>
-            <w:tcW w:w="3962" w:type="dxa"/>
+            <w:tcW w:w="1684" w:type="dxa"/>
+          </w:tcPr>
+          <w:p>
+            <w:pPr>
+              <w:spacing w:before="20" w:after="20"/>
+            </w:pPr>
+            <w:r>
+              <w:rPr>
+                <w:sz w:val="17"/>
+              </w:rPr>
+              <w:t xml:space="preserve">ci-failure-demo</w:t>
+            </w:r>
+          </w:p>
+        </w:tc>
+        <w:tc>
+          <w:tcPr>
+            <w:tcW w:w="2971" w:type="dxa"/>
           </w:tcPr>
           <w:p>
             <w:pPr>
@@ -3465,7 +4842,7 @@
         </w:tc>
         <w:tc>
           <w:tcPr>
-            <w:tcW w:w="3962" w:type="dxa"/>
+            <w:tcW w:w="3467" w:type="dxa"/>
           </w:tcPr>
           <w:p>
             <w:pPr>
@@ -3483,6 +4860,89 @@
                 <w:sz w:val="17"/>
               </w:rPr>
               <w:t xml:space="preserve">; tests, training, Docker skipped</w:t>
+            </w:r>
+          </w:p>
+        </w:tc>
+      </w:tr>
+      <w:tr>
+        <w:tc>
+          <w:tcPr>
+            <w:tcW w:w="693" w:type="dxa"/>
+          </w:tcPr>
+          <w:p>
+            <w:pPr>
+              <w:spacing w:before="20" w:after="20"/>
+            </w:pPr>
+            <w:r>
+              <w:rPr>
+                <w:sz w:val="17"/>
+              </w:rPr>
+              <w:t xml:space="preserve">#8</w:t>
+            </w:r>
+          </w:p>
+        </w:tc>
+        <w:tc>
+          <w:tcPr>
+            <w:tcW w:w="1089" w:type="dxa"/>
+          </w:tcPr>
+          <w:p>
+            <w:pPr>
+              <w:spacing w:before="20" w:after="20"/>
+            </w:pPr>
+            <w:r>
+              <w:rPr>
+                <w:sz w:val="17"/>
+              </w:rPr>
+              <w:t xml:space="preserve">adaf477</w:t>
+            </w:r>
+          </w:p>
+        </w:tc>
+        <w:tc>
+          <w:tcPr>
+            <w:tcW w:w="1684" w:type="dxa"/>
+          </w:tcPr>
+          <w:p>
+            <w:pPr>
+              <w:spacing w:before="20" w:after="20"/>
+            </w:pPr>
+            <w:r>
+              <w:rPr>
+                <w:sz w:val="17"/>
+              </w:rPr>
+              <w:t xml:space="preserve">main</w:t>
+            </w:r>
+          </w:p>
+        </w:tc>
+        <w:tc>
+          <w:tcPr>
+            <w:tcW w:w="2971" w:type="dxa"/>
+          </w:tcPr>
+          <w:p>
+            <w:pPr>
+              <w:spacing w:before="20" w:after="20"/>
+            </w:pPr>
+            <w:r>
+              <w:rPr>
+                <w:sz w:val="17"/>
+              </w:rPr>
+              <w:t xml:space="preserve">Merge of pull request #1</w:t>
+            </w:r>
+          </w:p>
+        </w:tc>
+        <w:tc>
+          <w:tcPr>
+            <w:tcW w:w="3467" w:type="dxa"/>
+          </w:tcPr>
+          <w:p>
+            <w:pPr>
+              <w:spacing w:before="20" w:after="20"/>
+            </w:pPr>
+            <w:r>
+              <w:rPr>
+                <w:b/>
+                <w:sz w:val="17"/>
+              </w:rPr>
+              <w:t xml:space="preserve">Passed</w:t>
             </w:r>
           </w:p>
         </w:tc>
@@ -3499,18 +4959,7 @@
       </w:pPr>
       <w:r>
         <w:rPr/>
-        <w:t xml:space="preserve">Runs #4 and #5 were pushed on a throwaway branch (</w:t>
-      </w:r>
-      <w:r>
-        <w:rPr>
-          <w:rFonts w:ascii="Menlo" w:hAnsi="Menlo" w:cs="Menlo"/>
-          <w:sz w:val="17"/>
-        </w:rPr>
-        <w:t xml:space="preserve">ci-failure-demo</w:t>
-      </w:r>
-      <w:r>
-        <w:rPr/>
-        <w:t xml:space="preserve">) to show that the pipeline really fails on code and test errors. The failing assertion was reproduced locally first (</w:t>
+        <w:t xml:space="preserve">Runs #4 and #5 were pushed on a throwaway branch to show that the pipeline really fails on code and test errors; the failing assertion (</w:t>
       </w:r>
       <w:r>
         <w:rPr>
@@ -3521,7 +4970,7 @@
       </w:r>
       <w:r>
         <w:rPr/>
-        <w:t xml:space="preserve">).</w:t>
+        <w:t xml:space="preserve">) was reproduced locally first.</w:t>
       </w:r>
     </w:p>
     <w:tbl>
@@ -3546,941 +4995,9 @@
               <w:jc w:val="center"/>
             </w:pPr>
             <w:r>
-              <w:rPr>
-                <w:highlight w:val="yellow"/>
-              </w:rPr>
-              <w:t xml:space="preserve">[Screenshot to insert: Figure 12]</w:t>
-            </w:r>
-          </w:p>
-          <w:p>
-            <w:pPr>
-              <w:pStyle w:val="Caption"/>
-              <w:jc w:val="center"/>
-            </w:pPr>
-            <w:r>
-              <w:rPr>
-                <w:sz w:val="16"/>
-              </w:rPr>
-              <w:t xml:space="preserve">Figure 12 - Run #3: all jobs and steps pass.</w:t>
-            </w:r>
-          </w:p>
-        </w:tc>
-        <w:tc>
-          <w:tcPr>
-            <w:tcW w:w="4953" w:type="dxa"/>
-          </w:tcPr>
-          <w:p>
-            <w:pPr>
-              <w:jc w:val="center"/>
-            </w:pPr>
-            <w:r>
-              <w:rPr>
-                <w:highlight w:val="yellow"/>
-              </w:rPr>
-              <w:t xml:space="preserve">[Screenshot to insert: Figure 13]</w:t>
-            </w:r>
-          </w:p>
-          <w:p>
-            <w:pPr>
-              <w:pStyle w:val="Caption"/>
-              <w:jc w:val="center"/>
-            </w:pPr>
-            <w:r>
-              <w:rPr>
-                <w:sz w:val="16"/>
-              </w:rPr>
-              <w:t xml:space="preserve">Figure 13 - Workflow runs: green and deliberately red.</w:t>
-            </w:r>
-          </w:p>
-        </w:tc>
-      </w:tr>
-    </w:tbl>
-    <w:p>
-      <w:pPr>
-        <w:spacing w:before="0" w:after="40"/>
-      </w:pPr>
-    </w:p>
-    <w:tbl>
-      <w:tblPr>
-        <w:tblW w:w="9906" w:type="dxa"/>
-        <w:tblCellMar>
-          <w:left w:w="70" w:type="dxa"/>
-          <w:right w:w="70" w:type="dxa"/>
-        </w:tblCellMar>
-      </w:tblPr>
-      <w:tblGrid>
-        <w:gridCol w:w="4953"/>
-        <w:gridCol w:w="4953"/>
-      </w:tblGrid>
-      <w:tr>
-        <w:tc>
-          <w:tcPr>
-            <w:tcW w:w="4953" w:type="dxa"/>
-          </w:tcPr>
-          <w:p>
-            <w:pPr>
-              <w:jc w:val="center"/>
-            </w:pPr>
-            <w:r>
-              <w:rPr>
-                <w:highlight w:val="yellow"/>
-              </w:rPr>
-              <w:t xml:space="preserve">[Screenshot to insert: Figure 14]</w:t>
-            </w:r>
-          </w:p>
-          <w:p>
-            <w:pPr>
-              <w:pStyle w:val="Caption"/>
-              <w:jc w:val="center"/>
-            </w:pPr>
-            <w:r>
-              <w:rPr>
-                <w:sz w:val="16"/>
-              </w:rPr>
-              <w:t xml:space="preserve">Figure 14 - Run #4 stops at Unit tests.</w:t>
-            </w:r>
-          </w:p>
-        </w:tc>
-        <w:tc>
-          <w:tcPr>
-            <w:tcW w:w="4953" w:type="dxa"/>
-          </w:tcPr>
-          <w:p>
-            <w:pPr>
-              <w:jc w:val="center"/>
-            </w:pPr>
-            <w:r>
-              <w:rPr>
-                <w:highlight w:val="yellow"/>
-              </w:rPr>
-              <w:t xml:space="preserve">[Screenshot to insert: Figure 15]</w:t>
-            </w:r>
-          </w:p>
-          <w:p>
-            <w:pPr>
-              <w:pStyle w:val="Caption"/>
-              <w:jc w:val="center"/>
-            </w:pPr>
-            <w:r>
-              <w:rPr>
-                <w:sz w:val="16"/>
-              </w:rPr>
-              <w:t xml:space="preserve">Figure 15 - Run #5 stops at Lint.</w:t>
-            </w:r>
-          </w:p>
-        </w:tc>
-      </w:tr>
-    </w:tbl>
-    <w:p>
-      <w:pPr>
-        <w:spacing w:before="0" w:after="40"/>
-      </w:pPr>
-    </w:p>
-    <w:p>
-      <w:pPr>
-        <w:pStyle w:val="Heading1"/>
-      </w:pPr>
-      <w:r>
-        <w:rPr/>
-        <w:t xml:space="preserve">9. Containerisation and production deployment</w:t>
-      </w:r>
-    </w:p>
-    <w:p>
-      <w:pPr>
-        <w:jc w:val="both"/>
-      </w:pPr>
-      <w:r>
-        <w:rPr>
-          <w:b/>
-        </w:rPr>
-        <w:t xml:space="preserve">Image.</w:t>
-      </w:r>
-      <w:r>
-        <w:rPr/>
-        <w:t xml:space="preserve"> The Dockerfile starts from </w:t>
-      </w:r>
-      <w:r>
-        <w:rPr>
-          <w:rFonts w:ascii="Menlo" w:hAnsi="Menlo" w:cs="Menlo"/>
-          <w:sz w:val="17"/>
-        </w:rPr>
-        <w:t xml:space="preserve">python:3.10-slim</w:t>
-      </w:r>
-      <w:r>
-        <w:rPr/>
-        <w:t xml:space="preserve">, installs only </w:t>
-      </w:r>
-      <w:r>
-        <w:rPr>
-          <w:rFonts w:ascii="Menlo" w:hAnsi="Menlo" w:cs="Menlo"/>
-          <w:sz w:val="17"/>
-        </w:rPr>
-        <w:t xml:space="preserve">requirements-serve.txt</w:t>
-      </w:r>
-      <w:r>
-        <w:rPr/>
-        <w:t xml:space="preserve"> (no MLflow or notebook tooling), copies just </w:t>
-      </w:r>
-      <w:r>
-        <w:rPr>
-          <w:rFonts w:ascii="Menlo" w:hAnsi="Menlo" w:cs="Menlo"/>
-          <w:sz w:val="17"/>
-        </w:rPr>
-        <w:t xml:space="preserve">src/</w:t>
-      </w:r>
-      <w:r>
-        <w:rPr/>
-        <w:t xml:space="preserve">, </w:t>
-      </w:r>
-      <w:r>
-        <w:rPr>
-          <w:rFonts w:ascii="Menlo" w:hAnsi="Menlo" w:cs="Menlo"/>
-          <w:sz w:val="17"/>
-        </w:rPr>
-        <w:t xml:space="preserve">api/</w:t>
-      </w:r>
-      <w:r>
-        <w:rPr/>
-        <w:t xml:space="preserve"> and the model, runs as a non-root user and defines a </w:t>
-      </w:r>
-      <w:r>
-        <w:rPr>
-          <w:rFonts w:ascii="Menlo" w:hAnsi="Menlo" w:cs="Menlo"/>
-          <w:sz w:val="17"/>
-        </w:rPr>
-        <w:t xml:space="preserve">HEALTHCHECK</w:t>
-      </w:r>
-      <w:r>
-        <w:rPr/>
-        <w:t xml:space="preserve">. The image is 473 MB.</w:t>
-      </w:r>
-    </w:p>
-    <w:p>
-      <w:pPr>
-        <w:jc w:val="both"/>
-      </w:pPr>
-      <w:r>
-        <w:rPr>
-          <w:b/>
-        </w:rPr>
-        <w:t xml:space="preserve">API.</w:t>
-      </w:r>
-      <w:r>
-        <w:rPr/>
-        <w:t xml:space="preserve"> </w:t>
-      </w:r>
-      <w:r>
-        <w:rPr>
-          <w:rFonts w:ascii="Menlo" w:hAnsi="Menlo" w:cs="Menlo"/>
-          <w:sz w:val="17"/>
-        </w:rPr>
-        <w:t xml:space="preserve">POST /predict</w:t>
-      </w:r>
-      <w:r>
-        <w:rPr/>
-        <w:t xml:space="preserve"> takes the 13 clinical fields as JSON and returns the prediction and the confidence (the probability of the predicted class). Inputs are validated (ranges and allowed codes); invalid or missing fields return HTTP 422 instead of a guess. </w:t>
-      </w:r>
-      <w:r>
-        <w:rPr>
-          <w:rFonts w:ascii="Menlo" w:hAnsi="Menlo" w:cs="Menlo"/>
-          <w:sz w:val="17"/>
-        </w:rPr>
-        <w:t xml:space="preserve">GET /health</w:t>
-      </w:r>
-      <w:r>
-        <w:rPr/>
-        <w:t xml:space="preserve"> is used by the probes and </w:t>
-      </w:r>
-      <w:r>
-        <w:rPr>
-          <w:rFonts w:ascii="Menlo" w:hAnsi="Menlo" w:cs="Menlo"/>
-          <w:sz w:val="17"/>
-        </w:rPr>
-        <w:t xml:space="preserve">GET /metrics</w:t>
-      </w:r>
-      <w:r>
-        <w:rPr/>
-        <w:t xml:space="preserve"> exposes Prometheus metrics.</w:t>
-      </w:r>
-    </w:p>
-    <w:p>
-      <w:pPr>
-        <w:shd w:val="clear" w:color="auto" w:fill="F4F6F7"/>
-        <w:spacing w:before="0" w:after="0" w:line="220" w:lineRule="exact"/>
-      </w:pPr>
-      <w:r>
-        <w:rPr>
-          <w:rFonts w:ascii="Menlo" w:hAnsi="Menlo" w:cs="Menlo"/>
-          <w:sz w:val="14"/>
-        </w:rPr>
-        <w:t xml:space="preserve">$ curl localhost:8001/health</w:t>
-      </w:r>
-    </w:p>
-    <w:p>
-      <w:pPr>
-        <w:shd w:val="clear" w:color="auto" w:fill="F4F6F7"/>
-        <w:spacing w:before="0" w:after="0" w:line="220" w:lineRule="exact"/>
-      </w:pPr>
-      <w:r>
-        <w:rPr>
-          <w:rFonts w:ascii="Menlo" w:hAnsi="Menlo" w:cs="Menlo"/>
-          <w:sz w:val="14"/>
-        </w:rPr>
-        <w:t xml:space="preserve">{"status":"ok"}</w:t>
-      </w:r>
-    </w:p>
-    <w:p>
-      <w:pPr>
-        <w:shd w:val="clear" w:color="auto" w:fill="F4F6F7"/>
-        <w:spacing w:before="0" w:after="0" w:line="220" w:lineRule="exact"/>
-      </w:pPr>
-      <w:r>
-        <w:rPr>
-          <w:rFonts w:ascii="Menlo" w:hAnsi="Menlo" w:cs="Menlo"/>
-          <w:sz w:val="14"/>
-        </w:rPr>
-        <w:t xml:space="preserve"> </w:t>
-      </w:r>
-    </w:p>
-    <w:p>
-      <w:pPr>
-        <w:shd w:val="clear" w:color="auto" w:fill="F4F6F7"/>
-        <w:spacing w:before="0" w:after="0" w:line="220" w:lineRule="exact"/>
-      </w:pPr>
-      <w:r>
-        <w:rPr>
-          <w:rFonts w:ascii="Menlo" w:hAnsi="Menlo" w:cs="Menlo"/>
-          <w:sz w:val="14"/>
-        </w:rPr>
-        <w:t xml:space="preserve">$ curl -X POST localhost:8001/predict -H 'Content-Type: application/json' -d '{"age":63,"sex":1,"cp":1,"trest...</w:t>
-      </w:r>
-    </w:p>
-    <w:p>
-      <w:pPr>
-        <w:shd w:val="clear" w:color="auto" w:fill="F4F6F7"/>
-        <w:spacing w:before="0" w:after="0" w:line="220" w:lineRule="exact"/>
-      </w:pPr>
-      <w:r>
-        <w:rPr>
-          <w:rFonts w:ascii="Menlo" w:hAnsi="Menlo" w:cs="Menlo"/>
-          <w:sz w:val="14"/>
-        </w:rPr>
-        <w:t xml:space="preserve">{"prediction":0,"diagnosis":"no heart disease","confidence":0.8345,"probability_disease":0.1655}</w:t>
-      </w:r>
-    </w:p>
-    <w:p>
-      <w:pPr>
-        <w:shd w:val="clear" w:color="auto" w:fill="F4F6F7"/>
-        <w:spacing w:before="0" w:after="0" w:line="220" w:lineRule="exact"/>
-      </w:pPr>
-      <w:r>
-        <w:rPr>
-          <w:rFonts w:ascii="Menlo" w:hAnsi="Menlo" w:cs="Menlo"/>
-          <w:sz w:val="14"/>
-        </w:rPr>
-        <w:t xml:space="preserve"> </w:t>
-      </w:r>
-    </w:p>
-    <w:p>
-      <w:pPr>
-        <w:shd w:val="clear" w:color="auto" w:fill="F4F6F7"/>
-        <w:spacing w:before="0" w:after="0" w:line="220" w:lineRule="exact"/>
-      </w:pPr>
-      <w:r>
-        <w:rPr>
-          <w:rFonts w:ascii="Menlo" w:hAnsi="Menlo" w:cs="Menlo"/>
-          <w:sz w:val="14"/>
-        </w:rPr>
-        <w:t xml:space="preserve">$ curl -X POST localhost:8001/predict ... (high-risk patient)</w:t>
-      </w:r>
-    </w:p>
-    <w:p>
-      <w:pPr>
-        <w:shd w:val="clear" w:color="auto" w:fill="F4F6F7"/>
-        <w:spacing w:before="0" w:after="0" w:line="220" w:lineRule="exact"/>
-      </w:pPr>
-      <w:r>
-        <w:rPr>
-          <w:rFonts w:ascii="Menlo" w:hAnsi="Menlo" w:cs="Menlo"/>
-          <w:sz w:val="14"/>
-        </w:rPr>
-        <w:t xml:space="preserve">{"prediction":1,"diagnosis":"heart disease","confidence":0.9856,"probability_disease":0.9856}</w:t>
-      </w:r>
-    </w:p>
-    <w:p>
-      <w:pPr>
-        <w:shd w:val="clear" w:color="auto" w:fill="F4F6F7"/>
-        <w:spacing w:before="0" w:after="0" w:line="220" w:lineRule="exact"/>
-      </w:pPr>
-      <w:r>
-        <w:rPr>
-          <w:rFonts w:ascii="Menlo" w:hAnsi="Menlo" w:cs="Menlo"/>
-          <w:sz w:val="14"/>
-        </w:rPr>
-        <w:t xml:space="preserve"> </w:t>
-      </w:r>
-    </w:p>
-    <w:p>
-      <w:pPr>
-        <w:shd w:val="clear" w:color="auto" w:fill="F4F6F7"/>
-        <w:spacing w:before="0" w:after="0" w:line="220" w:lineRule="exact"/>
-      </w:pPr>
-      <w:r>
-        <w:rPr>
-          <w:rFonts w:ascii="Menlo" w:hAnsi="Menlo" w:cs="Menlo"/>
-          <w:sz w:val="14"/>
-        </w:rPr>
-        <w:t xml:space="preserve">$ curl -X POST localhost:8001/predict -d {"age":-5}   # invalid input</w:t>
-      </w:r>
-    </w:p>
-    <w:p>
-      <w:pPr>
-        <w:shd w:val="clear" w:color="auto" w:fill="F4F6F7"/>
-        <w:spacing w:before="0" w:after="0" w:line="220" w:lineRule="exact"/>
-      </w:pPr>
-      <w:r>
-        <w:rPr>
-          <w:rFonts w:ascii="Menlo" w:hAnsi="Menlo" w:cs="Menlo"/>
-          <w:sz w:val="14"/>
-        </w:rPr>
-        <w:t xml:space="preserve">{"detail":[{"type":"greater_than_equal","loc":["body","age"],"msg":"Input should be greater than or equal to ...</w:t>
-      </w:r>
-    </w:p>
-    <w:p>
-      <w:pPr>
-        <w:shd w:val="clear" w:color="auto" w:fill="F4F6F7"/>
-        <w:spacing w:before="0" w:after="0" w:line="220" w:lineRule="exact"/>
-      </w:pPr>
-      <w:r>
-        <w:rPr>
-          <w:rFonts w:ascii="Menlo" w:hAnsi="Menlo" w:cs="Menlo"/>
-          <w:sz w:val="14"/>
-        </w:rPr>
-        <w:t xml:space="preserve">HTTP 422</w:t>
-      </w:r>
-    </w:p>
-    <w:p>
-      <w:pPr>
-        <w:spacing w:before="0" w:after="60"/>
-      </w:pPr>
-    </w:p>
-    <w:p>
-      <w:pPr>
-        <w:jc w:val="center"/>
-      </w:pPr>
-      <w:r>
-        <w:rPr>
-          <w:highlight w:val="yellow"/>
-        </w:rPr>
-        <w:t xml:space="preserve">[Screenshot to insert: Figure 16]</w:t>
-      </w:r>
-    </w:p>
-    <w:p>
-      <w:pPr>
-        <w:pStyle w:val="Caption"/>
-        <w:jc w:val="center"/>
-      </w:pPr>
-      <w:r>
-        <w:rPr>
-          <w:sz w:val="16"/>
-        </w:rPr>
-        <w:t xml:space="preserve">Figure 16 - Docker build and run with a sample request (terminal).</w:t>
-      </w:r>
-    </w:p>
-    <w:p>
-      <w:pPr>
-        <w:jc w:val="both"/>
-      </w:pPr>
-      <w:r>
-        <w:rPr>
-          <w:b/>
-        </w:rPr>
-        <w:t xml:space="preserve">Kubernetes.</w:t>
-      </w:r>
-      <w:r>
-        <w:rPr/>
-        <w:t xml:space="preserve"> The target is the local Docker Desktop cluster (context </w:t>
-      </w:r>
-      <w:r>
-        <w:rPr>
-          <w:rFonts w:ascii="Menlo" w:hAnsi="Menlo" w:cs="Menlo"/>
-          <w:sz w:val="17"/>
-        </w:rPr>
-        <w:t xml:space="preserve">docker-desktop</w:t>
-      </w:r>
-      <w:r>
-        <w:rPr/>
-        <w:t xml:space="preserve">), chosen over a paid cloud so the deployment is free to reproduce. </w:t>
-      </w:r>
-      <w:r>
-        <w:rPr>
-          <w:rFonts w:ascii="Menlo" w:hAnsi="Menlo" w:cs="Menlo"/>
-          <w:sz w:val="17"/>
-        </w:rPr>
-        <w:t xml:space="preserve">k8s/</w:t>
-      </w:r>
-      <w:r>
-        <w:rPr/>
-        <w:t xml:space="preserve"> holds a Namespace, a Deployment (2 replicas, readiness and liveness probes on </w:t>
-      </w:r>
-      <w:r>
-        <w:rPr>
-          <w:rFonts w:ascii="Menlo" w:hAnsi="Menlo" w:cs="Menlo"/>
-          <w:sz w:val="17"/>
-        </w:rPr>
-        <w:t xml:space="preserve">/health</w:t>
-      </w:r>
-      <w:r>
-        <w:rPr/>
-        <w:t xml:space="preserve">, CPU/memory requests and limits) and a </w:t>
-      </w:r>
-      <w:r>
-        <w:rPr>
-          <w:rFonts w:ascii="Menlo" w:hAnsi="Menlo" w:cs="Menlo"/>
-          <w:sz w:val="17"/>
-        </w:rPr>
-        <w:t xml:space="preserve">LoadBalancer</w:t>
-      </w:r>
-      <w:r>
-        <w:rPr/>
-        <w:t xml:space="preserve"> Service mapping port 8080 to the container's 8000. The image uses </w:t>
-      </w:r>
-      <w:r>
-        <w:rPr>
-          <w:rFonts w:ascii="Menlo" w:hAnsi="Menlo" w:cs="Menlo"/>
-          <w:sz w:val="17"/>
-        </w:rPr>
-        <w:t xml:space="preserve">imagePullPolicy: Never</w:t>
-      </w:r>
-      <w:r>
-        <w:rPr/>
-        <w:t xml:space="preserve"> because it is built locally; on GKE/EKS/AKS it would be pushed to a registry and the policy changed.</w:t>
-      </w:r>
-    </w:p>
-    <w:p>
-      <w:pPr>
-        <w:shd w:val="clear" w:color="auto" w:fill="F4F6F7"/>
-        <w:spacing w:before="0" w:after="0" w:line="220" w:lineRule="exact"/>
-      </w:pPr>
-      <w:r>
-        <w:rPr>
-          <w:rFonts w:ascii="Menlo" w:hAnsi="Menlo" w:cs="Menlo"/>
-          <w:sz w:val="14"/>
-        </w:rPr>
-        <w:t xml:space="preserve">kubectl --context docker-desktop apply -f k8s/</w:t>
-      </w:r>
-    </w:p>
-    <w:p>
-      <w:pPr>
-        <w:shd w:val="clear" w:color="auto" w:fill="F4F6F7"/>
-        <w:spacing w:before="0" w:after="0" w:line="220" w:lineRule="exact"/>
-      </w:pPr>
-      <w:r>
-        <w:rPr>
-          <w:rFonts w:ascii="Menlo" w:hAnsi="Menlo" w:cs="Menlo"/>
-          <w:sz w:val="14"/>
-        </w:rPr>
-        <w:t xml:space="preserve">NAME                                READY   UP-TO-DATE   AVAILABLE   AGE</w:t>
-      </w:r>
-    </w:p>
-    <w:p>
-      <w:pPr>
-        <w:shd w:val="clear" w:color="auto" w:fill="F4F6F7"/>
-        <w:spacing w:before="0" w:after="0" w:line="220" w:lineRule="exact"/>
-      </w:pPr>
-      <w:r>
-        <w:rPr>
-          <w:rFonts w:ascii="Menlo" w:hAnsi="Menlo" w:cs="Menlo"/>
-          <w:sz w:val="14"/>
-        </w:rPr>
-        <w:t xml:space="preserve">deployment.apps/heart-disease-api   2/2     2            2           43h</w:t>
-      </w:r>
-    </w:p>
-    <w:p>
-      <w:pPr>
-        <w:shd w:val="clear" w:color="auto" w:fill="F4F6F7"/>
-        <w:spacing w:before="0" w:after="0" w:line="220" w:lineRule="exact"/>
-      </w:pPr>
-      <w:r>
-        <w:rPr>
-          <w:rFonts w:ascii="Menlo" w:hAnsi="Menlo" w:cs="Menlo"/>
-          <w:sz w:val="14"/>
-        </w:rPr>
-        <w:t xml:space="preserve"> </w:t>
-      </w:r>
-    </w:p>
-    <w:p>
-      <w:pPr>
-        <w:shd w:val="clear" w:color="auto" w:fill="F4F6F7"/>
-        <w:spacing w:before="0" w:after="0" w:line="220" w:lineRule="exact"/>
-      </w:pPr>
-      <w:r>
-        <w:rPr>
-          <w:rFonts w:ascii="Menlo" w:hAnsi="Menlo" w:cs="Menlo"/>
-          <w:sz w:val="14"/>
-        </w:rPr>
-        <w:t xml:space="preserve">NAME                                     READY   STATUS    RESTARTS   AGE</w:t>
-      </w:r>
-    </w:p>
-    <w:p>
-      <w:pPr>
-        <w:shd w:val="clear" w:color="auto" w:fill="F4F6F7"/>
-        <w:spacing w:before="0" w:after="0" w:line="220" w:lineRule="exact"/>
-      </w:pPr>
-      <w:r>
-        <w:rPr>
-          <w:rFonts w:ascii="Menlo" w:hAnsi="Menlo" w:cs="Menlo"/>
-          <w:sz w:val="14"/>
-        </w:rPr>
-        <w:t xml:space="preserve">pod/heart-disease-api-696dc4b5db-5gkxf   1/1     Running   0          43h</w:t>
-      </w:r>
-    </w:p>
-    <w:p>
-      <w:pPr>
-        <w:shd w:val="clear" w:color="auto" w:fill="F4F6F7"/>
-        <w:spacing w:before="0" w:after="0" w:line="220" w:lineRule="exact"/>
-      </w:pPr>
-      <w:r>
-        <w:rPr>
-          <w:rFonts w:ascii="Menlo" w:hAnsi="Menlo" w:cs="Menlo"/>
-          <w:sz w:val="14"/>
-        </w:rPr>
-        <w:t xml:space="preserve">pod/heart-disease-api-696dc4b5db-ptbcx   1/1     Running   0          43h</w:t>
-      </w:r>
-    </w:p>
-    <w:p>
-      <w:pPr>
-        <w:shd w:val="clear" w:color="auto" w:fill="F4F6F7"/>
-        <w:spacing w:before="0" w:after="0" w:line="220" w:lineRule="exact"/>
-      </w:pPr>
-      <w:r>
-        <w:rPr>
-          <w:rFonts w:ascii="Menlo" w:hAnsi="Menlo" w:cs="Menlo"/>
-          <w:sz w:val="14"/>
-        </w:rPr>
-        <w:t xml:space="preserve"> </w:t>
-      </w:r>
-    </w:p>
-    <w:p>
-      <w:pPr>
-        <w:shd w:val="clear" w:color="auto" w:fill="F4F6F7"/>
-        <w:spacing w:before="0" w:after="0" w:line="220" w:lineRule="exact"/>
-      </w:pPr>
-      <w:r>
-        <w:rPr>
-          <w:rFonts w:ascii="Menlo" w:hAnsi="Menlo" w:cs="Menlo"/>
-          <w:sz w:val="14"/>
-        </w:rPr>
-        <w:t xml:space="preserve">NAME                        TYPE           CLUSTER-IP       EXTERNAL-IP   PORT(S)          AGE</w:t>
-      </w:r>
-    </w:p>
-    <w:p>
-      <w:pPr>
-        <w:shd w:val="clear" w:color="auto" w:fill="F4F6F7"/>
-        <w:spacing w:before="0" w:after="0" w:line="220" w:lineRule="exact"/>
-      </w:pPr>
-      <w:r>
-        <w:rPr>
-          <w:rFonts w:ascii="Menlo" w:hAnsi="Menlo" w:cs="Menlo"/>
-          <w:sz w:val="14"/>
-        </w:rPr>
-        <w:t xml:space="preserve">service/heart-disease-api   LoadBalancer   10.101.240.117   localhost     8080:30731/TCP   43h</w:t>
-      </w:r>
-    </w:p>
-    <w:p>
-      <w:pPr>
-        <w:spacing w:before="0" w:after="60"/>
-      </w:pPr>
-    </w:p>
-    <w:tbl>
-      <w:tblPr>
-        <w:tblW w:w="9906" w:type="dxa"/>
-        <w:tblCellMar>
-          <w:left w:w="70" w:type="dxa"/>
-          <w:right w:w="70" w:type="dxa"/>
-        </w:tblCellMar>
-      </w:tblPr>
-      <w:tblGrid>
-        <w:gridCol w:w="4953"/>
-        <w:gridCol w:w="4953"/>
-      </w:tblGrid>
-      <w:tr>
-        <w:tc>
-          <w:tcPr>
-            <w:tcW w:w="4953" w:type="dxa"/>
-          </w:tcPr>
-          <w:p>
-            <w:pPr>
-              <w:jc w:val="center"/>
-            </w:pPr>
-            <w:r>
-              <w:rPr>
-                <w:highlight w:val="yellow"/>
-              </w:rPr>
-              <w:t xml:space="preserve">[Screenshot to insert: Figure 17]</w:t>
-            </w:r>
-          </w:p>
-          <w:p>
-            <w:pPr>
-              <w:pStyle w:val="Caption"/>
-              <w:jc w:val="center"/>
-            </w:pPr>
-            <w:r>
-              <w:rPr>
-                <w:sz w:val="16"/>
-              </w:rPr>
-              <w:t xml:space="preserve">Figure 17 - Pods and service on the cluster (terminal).</w:t>
-            </w:r>
-          </w:p>
-        </w:tc>
-        <w:tc>
-          <w:tcPr>
-            <w:tcW w:w="4953" w:type="dxa"/>
-          </w:tcPr>
-          <w:p>
-            <w:pPr>
-              <w:jc w:val="center"/>
-            </w:pPr>
-            <w:r>
               <w:drawing>
                 <wp:inline distT="0" distB="0" distL="0" distR="0">
-                  <wp:extent cx="2956445" cy="1585921"/>
-                  <wp:docPr id="12" name="image12.png"/>
-                  <a:graphic>
-                    <a:graphicData uri="http://schemas.openxmlformats.org/drawingml/2006/picture">
-                      <pic:pic>
-                        <pic:nvPicPr>
-                          <pic:cNvPr id="0" name="image12.png"/>
-                          <pic:cNvPicPr/>
-                        </pic:nvPicPr>
-                        <pic:blipFill>
-                          <a:blip r:embed="rIdImg12"/>
-                          <a:stretch>
-                            <a:fillRect/>
-                          </a:stretch>
-                        </pic:blipFill>
-                        <pic:spPr>
-                          <a:xfrm>
-                            <a:off x="0" y="0"/>
-                            <a:ext cx="2956445" cy="1585921"/>
-                          </a:xfrm>
-                          <a:prstGeom prst="rect">
-                            <a:avLst/>
-                          </a:prstGeom>
-                        </pic:spPr>
-                      </pic:pic>
-                    </a:graphicData>
-                  </a:graphic>
-                </wp:inline>
-              </w:drawing>
-            </w:r>
-          </w:p>
-          <w:p>
-            <w:pPr>
-              <w:pStyle w:val="Caption"/>
-              <w:jc w:val="center"/>
-            </w:pPr>
-            <w:r>
-              <w:rPr>
-                <w:sz w:val="16"/>
-              </w:rPr>
-              <w:t xml:space="preserve">Figure 18 - API docs served through the LoadBalancer at localhost:8080.</w:t>
-            </w:r>
-          </w:p>
-        </w:tc>
-      </w:tr>
-    </w:tbl>
-    <w:p>
-      <w:pPr>
-        <w:spacing w:before="0" w:after="40"/>
-      </w:pPr>
-    </w:p>
-    <w:p>
-      <w:pPr>
-        <w:pStyle w:val="Heading1"/>
-      </w:pPr>
-      <w:r>
-        <w:rPr/>
-        <w:t xml:space="preserve">10. Monitoring and logging</w:t>
-      </w:r>
-    </w:p>
-    <w:p>
-      <w:pPr>
-        <w:jc w:val="both"/>
-      </w:pPr>
-      <w:r>
-        <w:rPr/>
-        <w:t xml:space="preserve">Every request is logged to stdout with method, path, status and latency, and every prediction with its input and result (visible with </w:t>
-      </w:r>
-      <w:r>
-        <w:rPr>
-          <w:rFonts w:ascii="Menlo" w:hAnsi="Menlo" w:cs="Menlo"/>
-          <w:sz w:val="17"/>
-        </w:rPr>
-        <w:t xml:space="preserve">kubectl logs</w:t>
-      </w:r>
-      <w:r>
-        <w:rPr/>
-        <w:t xml:space="preserve">). The service exposes four Prometheus series: </w:t>
-      </w:r>
-      <w:r>
-        <w:rPr>
-          <w:rFonts w:ascii="Menlo" w:hAnsi="Menlo" w:cs="Menlo"/>
-          <w:sz w:val="17"/>
-        </w:rPr>
-        <w:t xml:space="preserve">api_requests_total{method,path,status}</w:t>
-      </w:r>
-      <w:r>
-        <w:rPr/>
-        <w:t xml:space="preserve">, </w:t>
-      </w:r>
-      <w:r>
-        <w:rPr>
-          <w:rFonts w:ascii="Menlo" w:hAnsi="Menlo" w:cs="Menlo"/>
-          <w:sz w:val="17"/>
-        </w:rPr>
-        <w:t xml:space="preserve">api_request_latency_seconds</w:t>
-      </w:r>
-      <w:r>
-        <w:rPr/>
-        <w:t xml:space="preserve"> (histogram), </w:t>
-      </w:r>
-      <w:r>
-        <w:rPr>
-          <w:rFonts w:ascii="Menlo" w:hAnsi="Menlo" w:cs="Menlo"/>
-          <w:sz w:val="17"/>
-        </w:rPr>
-        <w:t xml:space="preserve">model_predictions_total{diagnosis}</w:t>
-      </w:r>
-      <w:r>
-        <w:rPr/>
-        <w:t xml:space="preserve"> and </w:t>
-      </w:r>
-      <w:r>
-        <w:rPr>
-          <w:rFonts w:ascii="Menlo" w:hAnsi="Menlo" w:cs="Menlo"/>
-          <w:sz w:val="17"/>
-        </w:rPr>
-        <w:t xml:space="preserve">model_prediction_errors_total</w:t>
-      </w:r>
-      <w:r>
-        <w:rPr/>
-        <w:t xml:space="preserve">. </w:t>
-      </w:r>
-      <w:r>
-        <w:rPr>
-          <w:rFonts w:ascii="Menlo" w:hAnsi="Menlo" w:cs="Menlo"/>
-          <w:sz w:val="17"/>
-        </w:rPr>
-        <w:t xml:space="preserve">docker-compose.yml</w:t>
-      </w:r>
-      <w:r>
-        <w:rPr/>
-        <w:t xml:space="preserve"> starts the API, Prometheus (scraping every 5 s) and Grafana, which loads a provisioned dashboard: request rate by path and status, p50/p95 latency, predictions by outcome, and 4xx/5xx counts.</w:t>
-      </w:r>
-    </w:p>
-    <w:p>
-      <w:pPr>
-        <w:jc w:val="both"/>
-      </w:pPr>
-      <w:r>
-        <w:rPr>
-          <w:rFonts w:ascii="Menlo" w:hAnsi="Menlo" w:cs="Menlo"/>
-          <w:sz w:val="17"/>
-        </w:rPr>
-        <w:t xml:space="preserve">scripts/generate_traffic.py</w:t>
-      </w:r>
-      <w:r>
-        <w:rPr/>
-        <w:t xml:space="preserve"> replays real dataset rows (with about 12% deliberately invalid requests) to exercise the dashboard. Under that local load the p95 </w:t>
-      </w:r>
-      <w:r>
-        <w:rPr>
-          <w:rFonts w:ascii="Menlo" w:hAnsi="Menlo" w:cs="Menlo"/>
-          <w:sz w:val="17"/>
-        </w:rPr>
-        <w:t xml:space="preserve">/predict</w:t>
-      </w:r>
-      <w:r>
-        <w:rPr/>
-        <w:t xml:space="preserve"> latency was about 24 ms. The 4xx counter rises with the invalid requests while 5xx stays at zero.</w:t>
-      </w:r>
-    </w:p>
-    <w:p>
-      <w:pPr>
-        <w:jc w:val="center"/>
-      </w:pPr>
-      <w:r>
-        <w:drawing>
-          <wp:inline distT="0" distB="0" distL="0" distR="0">
-            <wp:extent cx="5661279" cy="2048050"/>
-            <wp:docPr id="13" name="image13.png"/>
-            <a:graphic>
-              <a:graphicData uri="http://schemas.openxmlformats.org/drawingml/2006/picture">
-                <pic:pic>
-                  <pic:nvPicPr>
-                    <pic:cNvPr id="0" name="image13.png"/>
-                    <pic:cNvPicPr/>
-                  </pic:nvPicPr>
-                  <pic:blipFill>
-                    <a:blip r:embed="rIdImg13"/>
-                    <a:stretch>
-                      <a:fillRect/>
-                    </a:stretch>
-                  </pic:blipFill>
-                  <pic:spPr>
-                    <a:xfrm>
-                      <a:off x="0" y="0"/>
-                      <a:ext cx="5661279" cy="2048050"/>
-                    </a:xfrm>
-                    <a:prstGeom prst="rect">
-                      <a:avLst/>
-                    </a:prstGeom>
-                  </pic:spPr>
-                </pic:pic>
-              </a:graphicData>
-            </a:graphic>
-          </wp:inline>
-        </w:drawing>
-      </w:r>
-    </w:p>
-    <w:p>
-      <w:pPr>
-        <w:pStyle w:val="Caption"/>
-        <w:jc w:val="center"/>
-      </w:pPr>
-      <w:r>
-        <w:rPr>
-          <w:sz w:val="16"/>
-        </w:rPr>
-        <w:t xml:space="preserve">Figure 19 - Grafana dashboard during generated traffic.</w:t>
-      </w:r>
-    </w:p>
-    <w:tbl>
-      <w:tblPr>
-        <w:tblW w:w="9906" w:type="dxa"/>
-        <w:tblCellMar>
-          <w:left w:w="70" w:type="dxa"/>
-          <w:right w:w="70" w:type="dxa"/>
-        </w:tblCellMar>
-      </w:tblPr>
-      <w:tblGrid>
-        <w:gridCol w:w="4953"/>
-        <w:gridCol w:w="4953"/>
-      </w:tblGrid>
-      <w:tr>
-        <w:tc>
-          <w:tcPr>
-            <w:tcW w:w="4953" w:type="dxa"/>
-          </w:tcPr>
-          <w:p>
-            <w:pPr>
-              <w:jc w:val="center"/>
-            </w:pPr>
-            <w:r>
-              <w:drawing>
-                <wp:inline distT="0" distB="0" distL="0" distR="0">
-                  <wp:extent cx="2956445" cy="638592"/>
+                  <wp:extent cx="2956445" cy="1175435"/>
                   <wp:docPr id="14" name="image14.png"/>
                   <a:graphic>
                     <a:graphicData uri="http://schemas.openxmlformats.org/drawingml/2006/picture">
@@ -4498,7 +5015,7 @@
                         <pic:spPr>
                           <a:xfrm>
                             <a:off x="0" y="0"/>
-                            <a:ext cx="2956445" cy="638592"/>
+                            <a:ext cx="2956445" cy="1175435"/>
                           </a:xfrm>
                           <a:prstGeom prst="rect">
                             <a:avLst/>
@@ -4520,20 +5037,7 @@
               <w:rPr>
                 <w:sz w:val="16"/>
               </w:rPr>
-              <w:t xml:space="preserve">Figure 20 - Prometheus target </w:t>
-            </w:r>
-            <w:r>
-              <w:rPr>
-                <w:rFonts w:ascii="Menlo" w:hAnsi="Menlo" w:cs="Menlo"/>
-                <w:sz w:val="17"/>
-              </w:rPr>
-              <w:t xml:space="preserve">api:8000/metrics</w:t>
-            </w:r>
-            <w:r>
-              <w:rPr>
-                <w:sz w:val="16"/>
-              </w:rPr>
-              <w:t xml:space="preserve"> is UP.</w:t>
+              <w:t xml:space="preserve">Figure 14 - Run #3: both jobs pass.</w:t>
             </w:r>
           </w:p>
         </w:tc>
@@ -4548,7 +5052,7 @@
             <w:r>
               <w:drawing>
                 <wp:inline distT="0" distB="0" distL="0" distR="0">
-                  <wp:extent cx="2956445" cy="1585921"/>
+                  <wp:extent cx="2956445" cy="1667557"/>
                   <wp:docPr id="15" name="image15.png"/>
                   <a:graphic>
                     <a:graphicData uri="http://schemas.openxmlformats.org/drawingml/2006/picture">
@@ -4566,7 +5070,7 @@
                         <pic:spPr>
                           <a:xfrm>
                             <a:off x="0" y="0"/>
-                            <a:ext cx="2956445" cy="1585921"/>
+                            <a:ext cx="2956445" cy="1667557"/>
                           </a:xfrm>
                           <a:prstGeom prst="rect">
                             <a:avLst/>
@@ -4588,20 +5092,7 @@
               <w:rPr>
                 <w:sz w:val="16"/>
               </w:rPr>
-              <w:t xml:space="preserve">Figure 21 - Interactive API documentation (</w:t>
-            </w:r>
-            <w:r>
-              <w:rPr>
-                <w:rFonts w:ascii="Menlo" w:hAnsi="Menlo" w:cs="Menlo"/>
-                <w:sz w:val="17"/>
-              </w:rPr>
-              <w:t xml:space="preserve">/docs</w:t>
-            </w:r>
-            <w:r>
-              <w:rPr>
-                <w:sz w:val="16"/>
-              </w:rPr>
-              <w:t xml:space="preserve">).</w:t>
+              <w:t xml:space="preserve">Figure 15 - Workflow runs: green and deliberately red.</w:t>
             </w:r>
           </w:p>
         </w:tc>
@@ -4612,49 +5103,405 @@
         <w:spacing w:before="0" w:after="40"/>
       </w:pPr>
     </w:p>
+    <w:tbl>
+      <w:tblPr>
+        <w:tblW w:w="9906" w:type="dxa"/>
+        <w:tblCellMar>
+          <w:left w:w="70" w:type="dxa"/>
+          <w:right w:w="70" w:type="dxa"/>
+        </w:tblCellMar>
+      </w:tblPr>
+      <w:tblGrid>
+        <w:gridCol w:w="5943"/>
+        <w:gridCol w:w="3962"/>
+      </w:tblGrid>
+      <w:tr>
+        <w:tc>
+          <w:tcPr>
+            <w:tcW w:w="5943" w:type="dxa"/>
+          </w:tcPr>
+          <w:p>
+            <w:pPr>
+              <w:jc w:val="center"/>
+            </w:pPr>
+            <w:r>
+              <w:drawing>
+                <wp:inline distT="0" distB="0" distL="0" distR="0">
+                  <wp:extent cx="3547734" cy="2699769"/>
+                  <wp:docPr id="16" name="image16.png"/>
+                  <a:graphic>
+                    <a:graphicData uri="http://schemas.openxmlformats.org/drawingml/2006/picture">
+                      <pic:pic>
+                        <pic:nvPicPr>
+                          <pic:cNvPr id="0" name="image16.png"/>
+                          <pic:cNvPicPr/>
+                        </pic:nvPicPr>
+                        <pic:blipFill>
+                          <a:blip r:embed="rIdImg16"/>
+                          <a:stretch>
+                            <a:fillRect/>
+                          </a:stretch>
+                        </pic:blipFill>
+                        <pic:spPr>
+                          <a:xfrm>
+                            <a:off x="0" y="0"/>
+                            <a:ext cx="3547734" cy="2699769"/>
+                          </a:xfrm>
+                          <a:prstGeom prst="rect">
+                            <a:avLst/>
+                          </a:prstGeom>
+                        </pic:spPr>
+                      </pic:pic>
+                    </a:graphicData>
+                  </a:graphic>
+                </wp:inline>
+              </w:drawing>
+            </w:r>
+          </w:p>
+          <w:p>
+            <w:pPr>
+              <w:pStyle w:val="Caption"/>
+              <w:jc w:val="center"/>
+            </w:pPr>
+            <w:r>
+              <w:rPr>
+                <w:sz w:val="16"/>
+              </w:rPr>
+              <w:t xml:space="preserve">Figure 16 - Run #4 stops at Unit tests: </w:t>
+            </w:r>
+            <w:r>
+              <w:rPr>
+                <w:rFonts w:ascii="Menlo" w:hAnsi="Menlo" w:cs="Menlo"/>
+                <w:sz w:val="17"/>
+              </w:rPr>
+              <w:t xml:space="preserve">assert 6 == 8</w:t>
+            </w:r>
+            <w:r>
+              <w:rPr>
+                <w:sz w:val="16"/>
+              </w:rPr>
+              <w:t xml:space="preserve">.</w:t>
+            </w:r>
+          </w:p>
+        </w:tc>
+        <w:tc>
+          <w:tcPr>
+            <w:tcW w:w="3962" w:type="dxa"/>
+          </w:tcPr>
+          <w:p>
+            <w:pPr>
+              <w:jc w:val="center"/>
+            </w:pPr>
+            <w:r>
+              <w:drawing>
+                <wp:inline distT="0" distB="0" distL="0" distR="0">
+                  <wp:extent cx="2365156" cy="2178029"/>
+                  <wp:docPr id="17" name="image17.png"/>
+                  <a:graphic>
+                    <a:graphicData uri="http://schemas.openxmlformats.org/drawingml/2006/picture">
+                      <pic:pic>
+                        <pic:nvPicPr>
+                          <pic:cNvPr id="0" name="image17.png"/>
+                          <pic:cNvPicPr/>
+                        </pic:nvPicPr>
+                        <pic:blipFill>
+                          <a:blip r:embed="rIdImg17"/>
+                          <a:stretch>
+                            <a:fillRect/>
+                          </a:stretch>
+                        </pic:blipFill>
+                        <pic:spPr>
+                          <a:xfrm>
+                            <a:off x="0" y="0"/>
+                            <a:ext cx="2365156" cy="2178029"/>
+                          </a:xfrm>
+                          <a:prstGeom prst="rect">
+                            <a:avLst/>
+                          </a:prstGeom>
+                        </pic:spPr>
+                      </pic:pic>
+                    </a:graphicData>
+                  </a:graphic>
+                </wp:inline>
+              </w:drawing>
+            </w:r>
+          </w:p>
+          <w:p>
+            <w:pPr>
+              <w:pStyle w:val="Caption"/>
+              <w:jc w:val="center"/>
+            </w:pPr>
+            <w:r>
+              <w:rPr>
+                <w:sz w:val="16"/>
+              </w:rPr>
+              <w:t xml:space="preserve">Figure 17 - Run #5 stops at Lint: 7 errors.</w:t>
+            </w:r>
+          </w:p>
+        </w:tc>
+      </w:tr>
+    </w:tbl>
+    <w:p>
+      <w:pPr>
+        <w:spacing w:before="0" w:after="40"/>
+      </w:pPr>
+    </w:p>
     <w:p>
       <w:pPr>
         <w:pStyle w:val="Heading1"/>
       </w:pPr>
       <w:r>
         <w:rPr/>
-        <w:t xml:space="preserve">11. Limitations and future work</w:t>
-      </w:r>
-    </w:p>
-    <w:p>
-      <w:pPr>
-        <w:ind w:left="360" w:hanging="260"/>
+        <w:t xml:space="preserve">9. Containerisation and production deployment</w:t>
+      </w:r>
+    </w:p>
+    <w:p>
+      <w:pPr>
         <w:jc w:val="both"/>
       </w:pPr>
       <w:r>
-        <w:rPr/>
-        <w:t xml:space="preserve">•	</w:t>
-      </w:r>
-      <w:r>
         <w:rPr>
           <w:b/>
         </w:rPr>
-        <w:t xml:space="preserve">Small data.</w:t>
-      </w:r>
-      <w:r>
-        <w:rPr/>
-        <w:t xml:space="preserve"> 303 patients give wide uncertainty; quote metrics with their standard deviations. This is a coursework model on a historical dataset and not a medical device.</w:t>
-      </w:r>
-    </w:p>
-    <w:p>
-      <w:pPr>
-        <w:ind w:left="360" w:hanging="260"/>
+        <w:t xml:space="preserve">Image.</w:t>
+      </w:r>
+      <w:r>
+        <w:rPr/>
+        <w:t xml:space="preserve"> The Dockerfile starts from </w:t>
+      </w:r>
+      <w:r>
+        <w:rPr>
+          <w:rFonts w:ascii="Menlo" w:hAnsi="Menlo" w:cs="Menlo"/>
+          <w:sz w:val="17"/>
+        </w:rPr>
+        <w:t xml:space="preserve">python:3.10-slim</w:t>
+      </w:r>
+      <w:r>
+        <w:rPr/>
+        <w:t xml:space="preserve">, installs only </w:t>
+      </w:r>
+      <w:r>
+        <w:rPr>
+          <w:rFonts w:ascii="Menlo" w:hAnsi="Menlo" w:cs="Menlo"/>
+          <w:sz w:val="17"/>
+        </w:rPr>
+        <w:t xml:space="preserve">requirements-serve.txt</w:t>
+      </w:r>
+      <w:r>
+        <w:rPr/>
+        <w:t xml:space="preserve"> (no MLflow or notebook tooling), copies just </w:t>
+      </w:r>
+      <w:r>
+        <w:rPr>
+          <w:rFonts w:ascii="Menlo" w:hAnsi="Menlo" w:cs="Menlo"/>
+          <w:sz w:val="17"/>
+        </w:rPr>
+        <w:t xml:space="preserve">src/</w:t>
+      </w:r>
+      <w:r>
+        <w:rPr/>
+        <w:t xml:space="preserve">, </w:t>
+      </w:r>
+      <w:r>
+        <w:rPr>
+          <w:rFonts w:ascii="Menlo" w:hAnsi="Menlo" w:cs="Menlo"/>
+          <w:sz w:val="17"/>
+        </w:rPr>
+        <w:t xml:space="preserve">api/</w:t>
+      </w:r>
+      <w:r>
+        <w:rPr/>
+        <w:t xml:space="preserve"> and the model, runs as a non-root user and defines a </w:t>
+      </w:r>
+      <w:r>
+        <w:rPr>
+          <w:rFonts w:ascii="Menlo" w:hAnsi="Menlo" w:cs="Menlo"/>
+          <w:sz w:val="17"/>
+        </w:rPr>
+        <w:t xml:space="preserve">HEALTHCHECK</w:t>
+      </w:r>
+      <w:r>
+        <w:rPr/>
+        <w:t xml:space="preserve">. The image is 473 MB.</w:t>
+      </w:r>
+    </w:p>
+    <w:p>
+      <w:pPr>
         <w:jc w:val="both"/>
       </w:pPr>
       <w:r>
-        <w:rPr/>
-        <w:t xml:space="preserve">•	</w:t>
-      </w:r>
-      <w:r>
         <w:rPr>
           <w:b/>
         </w:rPr>
-        <w:t xml:space="preserve">Local deployment.</w:t>
+        <w:t xml:space="preserve">API.</w:t>
+      </w:r>
+      <w:r>
+        <w:rPr/>
+        <w:t xml:space="preserve"> </w:t>
+      </w:r>
+      <w:r>
+        <w:rPr>
+          <w:rFonts w:ascii="Menlo" w:hAnsi="Menlo" w:cs="Menlo"/>
+          <w:sz w:val="17"/>
+        </w:rPr>
+        <w:t xml:space="preserve">POST /predict</w:t>
+      </w:r>
+      <w:r>
+        <w:rPr/>
+        <w:t xml:space="preserve"> takes the 13 clinical fields as JSON and returns the prediction and the confidence (the probability of the predicted class). Inputs are validated (ranges and allowed codes); invalid or missing fields return HTTP 422 instead of a guess. </w:t>
+      </w:r>
+      <w:r>
+        <w:rPr>
+          <w:rFonts w:ascii="Menlo" w:hAnsi="Menlo" w:cs="Menlo"/>
+          <w:sz w:val="17"/>
+        </w:rPr>
+        <w:t xml:space="preserve">GET /health</w:t>
+      </w:r>
+      <w:r>
+        <w:rPr/>
+        <w:t xml:space="preserve"> is used by the probes and </w:t>
+      </w:r>
+      <w:r>
+        <w:rPr>
+          <w:rFonts w:ascii="Menlo" w:hAnsi="Menlo" w:cs="Menlo"/>
+          <w:sz w:val="17"/>
+        </w:rPr>
+        <w:t xml:space="preserve">GET /metrics</w:t>
+      </w:r>
+      <w:r>
+        <w:rPr/>
+        <w:t xml:space="preserve"> exposes Prometheus metrics.</w:t>
+      </w:r>
+    </w:p>
+    <w:p>
+      <w:pPr>
+        <w:jc w:val="center"/>
+      </w:pPr>
+      <w:r>
+        <w:drawing>
+          <wp:inline distT="0" distB="0" distL="0" distR="0">
+            <wp:extent cx="5158054" cy="2340858"/>
+            <wp:docPr id="18" name="image18.png"/>
+            <a:graphic>
+              <a:graphicData uri="http://schemas.openxmlformats.org/drawingml/2006/picture">
+                <pic:pic>
+                  <pic:nvPicPr>
+                    <pic:cNvPr id="0" name="image18.png"/>
+                    <pic:cNvPicPr/>
+                  </pic:nvPicPr>
+                  <pic:blipFill>
+                    <a:blip r:embed="rIdImg18"/>
+                    <a:stretch>
+                      <a:fillRect/>
+                    </a:stretch>
+                  </pic:blipFill>
+                  <pic:spPr>
+                    <a:xfrm>
+                      <a:off x="0" y="0"/>
+                      <a:ext cx="5158054" cy="2340858"/>
+                    </a:xfrm>
+                    <a:prstGeom prst="rect">
+                      <a:avLst/>
+                    </a:prstGeom>
+                  </pic:spPr>
+                </pic:pic>
+              </a:graphicData>
+            </a:graphic>
+          </wp:inline>
+        </w:drawing>
+      </w:r>
+    </w:p>
+    <w:p>
+      <w:pPr>
+        <w:pStyle w:val="Caption"/>
+        <w:jc w:val="center"/>
+      </w:pPr>
+      <w:r>
+        <w:rPr>
+          <w:sz w:val="16"/>
+        </w:rPr>
+        <w:t xml:space="preserve">Figure 18 - Docker build, isolated run, health check, a prediction and a rejected invalid request.</w:t>
+      </w:r>
+    </w:p>
+    <w:p>
+      <w:pPr>
+        <w:jc w:val="both"/>
+      </w:pPr>
+      <w:r>
+        <w:rPr>
+          <w:b/>
+        </w:rPr>
+        <w:t xml:space="preserve">Kubernetes.</w:t>
+      </w:r>
+      <w:r>
+        <w:rPr/>
+        <w:t xml:space="preserve"> The target is the local Docker Desktop cluster (context </w:t>
+      </w:r>
+      <w:r>
+        <w:rPr>
+          <w:rFonts w:ascii="Menlo" w:hAnsi="Menlo" w:cs="Menlo"/>
+          <w:sz w:val="17"/>
+        </w:rPr>
+        <w:t xml:space="preserve">docker-desktop</w:t>
+      </w:r>
+      <w:r>
+        <w:rPr/>
+        <w:t xml:space="preserve">), chosen over a paid cloud so the deployment is free to reproduce. </w:t>
+      </w:r>
+      <w:r>
+        <w:rPr>
+          <w:rFonts w:ascii="Menlo" w:hAnsi="Menlo" w:cs="Menlo"/>
+          <w:sz w:val="17"/>
+        </w:rPr>
+        <w:t xml:space="preserve">k8s/</w:t>
+      </w:r>
+      <w:r>
+        <w:rPr/>
+        <w:t xml:space="preserve"> holds a Namespace, a Deployment (2 replicas, readiness and liveness probes on </w:t>
+      </w:r>
+      <w:r>
+        <w:rPr>
+          <w:rFonts w:ascii="Menlo" w:hAnsi="Menlo" w:cs="Menlo"/>
+          <w:sz w:val="17"/>
+        </w:rPr>
+        <w:t xml:space="preserve">/health</w:t>
+      </w:r>
+      <w:r>
+        <w:rPr/>
+        <w:t xml:space="preserve">, CPU/memory requests and limits) and a </w:t>
+      </w:r>
+      <w:r>
+        <w:rPr>
+          <w:rFonts w:ascii="Menlo" w:hAnsi="Menlo" w:cs="Menlo"/>
+          <w:sz w:val="17"/>
+        </w:rPr>
+        <w:t xml:space="preserve">LoadBalancer</w:t>
+      </w:r>
+      <w:r>
+        <w:rPr/>
+        <w:t xml:space="preserve"> Service mapping port 8080 to the container's 8000. The image uses </w:t>
+      </w:r>
+      <w:r>
+        <w:rPr>
+          <w:rFonts w:ascii="Menlo" w:hAnsi="Menlo" w:cs="Menlo"/>
+          <w:sz w:val="17"/>
+        </w:rPr>
+        <w:t xml:space="preserve">imagePullPolicy: Never</w:t>
+      </w:r>
+      <w:r>
+        <w:rPr/>
+        <w:t xml:space="preserve"> because it is built locally; on GKE/EKS/AKS it would be pushed to a registry and the policy changed.</w:t>
+      </w:r>
+    </w:p>
+    <w:p>
+      <w:pPr>
+        <w:jc w:val="both"/>
+      </w:pPr>
+      <w:r>
+        <w:rPr>
+          <w:b/>
+        </w:rPr>
+        <w:t xml:space="preserve">Access instructions (local testing).</w:t>
       </w:r>
       <w:r>
         <w:rPr/>
@@ -4665,31 +5512,428 @@
           <w:rFonts w:ascii="Menlo" w:hAnsi="Menlo" w:cs="Menlo"/>
           <w:sz w:val="17"/>
         </w:rPr>
-        <w:t xml:space="preserve">localhost:8080</w:t>
-      </w:r>
-      <w:r>
-        <w:rPr/>
-        <w:t xml:space="preserve"> on the machine running the cluster. The model file is committed so images build reproducibly; a production system would load it from a model registry.</w:t>
-      </w:r>
-    </w:p>
-    <w:p>
-      <w:pPr>
-        <w:ind w:left="360" w:hanging="260"/>
+        <w:t xml:space="preserve">http://localhost:8080</w:t>
+      </w:r>
+      <w:r>
+        <w:rPr/>
+        <w:t xml:space="preserve"> on a machine with Docker Desktop and Kubernetes enabled:</w:t>
+      </w:r>
+    </w:p>
+    <w:p>
+      <w:pPr>
+        <w:shd w:val="clear" w:color="auto" w:fill="F4F6F7"/>
+        <w:spacing w:before="0" w:after="0" w:line="220" w:lineRule="exact"/>
+      </w:pPr>
+      <w:r>
+        <w:rPr>
+          <w:rFonts w:ascii="Menlo" w:hAnsi="Menlo" w:cs="Menlo"/>
+          <w:sz w:val="14"/>
+        </w:rPr>
+        <w:t xml:space="preserve">docker build -t heart-disease-api:latest .                  # image is built locally</w:t>
+      </w:r>
+    </w:p>
+    <w:p>
+      <w:pPr>
+        <w:shd w:val="clear" w:color="auto" w:fill="F4F6F7"/>
+        <w:spacing w:before="0" w:after="0" w:line="220" w:lineRule="exact"/>
+      </w:pPr>
+      <w:r>
+        <w:rPr>
+          <w:rFonts w:ascii="Menlo" w:hAnsi="Menlo" w:cs="Menlo"/>
+          <w:sz w:val="14"/>
+        </w:rPr>
+        <w:t xml:space="preserve">kubectl --context docker-desktop apply -f k8s/</w:t>
+      </w:r>
+    </w:p>
+    <w:p>
+      <w:pPr>
+        <w:shd w:val="clear" w:color="auto" w:fill="F4F6F7"/>
+        <w:spacing w:before="0" w:after="0" w:line="220" w:lineRule="exact"/>
+      </w:pPr>
+      <w:r>
+        <w:rPr>
+          <w:rFonts w:ascii="Menlo" w:hAnsi="Menlo" w:cs="Menlo"/>
+          <w:sz w:val="14"/>
+        </w:rPr>
+        <w:t xml:space="preserve">kubectl --context docker-desktop -n heart-disease get deploy,pods,svc</w:t>
+      </w:r>
+    </w:p>
+    <w:p>
+      <w:pPr>
+        <w:shd w:val="clear" w:color="auto" w:fill="F4F6F7"/>
+        <w:spacing w:before="0" w:after="0" w:line="220" w:lineRule="exact"/>
+      </w:pPr>
+      <w:r>
+        <w:rPr>
+          <w:rFonts w:ascii="Menlo" w:hAnsi="Menlo" w:cs="Menlo"/>
+          <w:sz w:val="14"/>
+        </w:rPr>
+        <w:t xml:space="preserve">curl http://localhost:8080/health</w:t>
+      </w:r>
+    </w:p>
+    <w:p>
+      <w:pPr>
+        <w:shd w:val="clear" w:color="auto" w:fill="F4F6F7"/>
+        <w:spacing w:before="0" w:after="0" w:line="220" w:lineRule="exact"/>
+      </w:pPr>
+      <w:r>
+        <w:rPr>
+          <w:rFonts w:ascii="Menlo" w:hAnsi="Menlo" w:cs="Menlo"/>
+          <w:sz w:val="14"/>
+        </w:rPr>
+        <w:t xml:space="preserve">curl -X POST http://localhost:8080/predict -H 'Content-Type: application/json' -d @scripts/sample_patient.json</w:t>
+      </w:r>
+    </w:p>
+    <w:p>
+      <w:pPr>
+        <w:shd w:val="clear" w:color="auto" w:fill="F4F6F7"/>
+        <w:spacing w:before="0" w:after="0" w:line="220" w:lineRule="exact"/>
+      </w:pPr>
+      <w:r>
+        <w:rPr>
+          <w:rFonts w:ascii="Menlo" w:hAnsi="Menlo" w:cs="Menlo"/>
+          <w:sz w:val="14"/>
+        </w:rPr>
+        <w:t xml:space="preserve"># interactive docs: http://localhost:8080/docs</w:t>
+      </w:r>
+    </w:p>
+    <w:p>
+      <w:pPr>
+        <w:spacing w:before="0" w:after="60"/>
+      </w:pPr>
+    </w:p>
+    <w:p>
+      <w:pPr>
+        <w:jc w:val="center"/>
+      </w:pPr>
+      <w:r>
+        <w:drawing>
+          <wp:inline distT="0" distB="0" distL="0" distR="0">
+            <wp:extent cx="5158054" cy="1607939"/>
+            <wp:docPr id="19" name="image19.png"/>
+            <a:graphic>
+              <a:graphicData uri="http://schemas.openxmlformats.org/drawingml/2006/picture">
+                <pic:pic>
+                  <pic:nvPicPr>
+                    <pic:cNvPr id="0" name="image19.png"/>
+                    <pic:cNvPicPr/>
+                  </pic:nvPicPr>
+                  <pic:blipFill>
+                    <a:blip r:embed="rIdImg19"/>
+                    <a:stretch>
+                      <a:fillRect/>
+                    </a:stretch>
+                  </pic:blipFill>
+                  <pic:spPr>
+                    <a:xfrm>
+                      <a:off x="0" y="0"/>
+                      <a:ext cx="5158054" cy="1607939"/>
+                    </a:xfrm>
+                    <a:prstGeom prst="rect">
+                      <a:avLst/>
+                    </a:prstGeom>
+                  </pic:spPr>
+                </pic:pic>
+              </a:graphicData>
+            </a:graphic>
+          </wp:inline>
+        </w:drawing>
+      </w:r>
+    </w:p>
+    <w:p>
+      <w:pPr>
+        <w:pStyle w:val="Caption"/>
+        <w:jc w:val="center"/>
+      </w:pPr>
+      <w:r>
+        <w:rPr>
+          <w:sz w:val="16"/>
+        </w:rPr>
+        <w:t xml:space="preserve">Figure 19 - Two replicas Running, the LoadBalancer service on port 8080, and a live prediction through it.</w:t>
+      </w:r>
+    </w:p>
+    <w:p>
+      <w:pPr>
+        <w:jc w:val="center"/>
+      </w:pPr>
+      <w:r>
+        <w:drawing>
+          <wp:inline distT="0" distB="0" distL="0" distR="0">
+            <wp:extent cx="3019348" cy="1619664"/>
+            <wp:docPr id="20" name="image20.png"/>
+            <a:graphic>
+              <a:graphicData uri="http://schemas.openxmlformats.org/drawingml/2006/picture">
+                <pic:pic>
+                  <pic:nvPicPr>
+                    <pic:cNvPr id="0" name="image20.png"/>
+                    <pic:cNvPicPr/>
+                  </pic:nvPicPr>
+                  <pic:blipFill>
+                    <a:blip r:embed="rIdImg20"/>
+                    <a:stretch>
+                      <a:fillRect/>
+                    </a:stretch>
+                  </pic:blipFill>
+                  <pic:spPr>
+                    <a:xfrm>
+                      <a:off x="0" y="0"/>
+                      <a:ext cx="3019348" cy="1619664"/>
+                    </a:xfrm>
+                    <a:prstGeom prst="rect">
+                      <a:avLst/>
+                    </a:prstGeom>
+                  </pic:spPr>
+                </pic:pic>
+              </a:graphicData>
+            </a:graphic>
+          </wp:inline>
+        </w:drawing>
+      </w:r>
+    </w:p>
+    <w:p>
+      <w:pPr>
+        <w:pStyle w:val="Caption"/>
+        <w:jc w:val="center"/>
+      </w:pPr>
+      <w:r>
+        <w:rPr>
+          <w:sz w:val="16"/>
+        </w:rPr>
+        <w:t xml:space="preserve">Figure 20 - API documentation served by the Kubernetes deployment at localhost:8080.</w:t>
+      </w:r>
+    </w:p>
+    <w:p>
+      <w:pPr>
+        <w:pStyle w:val="Heading1"/>
+      </w:pPr>
+      <w:r>
+        <w:rPr/>
+        <w:t xml:space="preserve">10. Monitoring and logging</w:t>
+      </w:r>
+    </w:p>
+    <w:p>
+      <w:pPr>
         <w:jc w:val="both"/>
       </w:pPr>
       <w:r>
         <w:rPr/>
-        <w:t xml:space="preserve">•	</w:t>
-      </w:r>
-      <w:r>
-        <w:rPr>
-          <w:b/>
-        </w:rPr>
-        <w:t xml:space="preserve">Not covered:</w:t>
-      </w:r>
-      <w:r>
-        <w:rPr/>
-        <w:t xml:space="preserve"> authentication and TLS, autoscaling, input-drift and performance monitoring, and automated retraining and continuous deployment (CI stops at a verified image).</w:t>
+        <w:t xml:space="preserve">Every request is logged to stdout with method, path, status and latency, and every prediction with its input and result (visible with </w:t>
+      </w:r>
+      <w:r>
+        <w:rPr>
+          <w:rFonts w:ascii="Menlo" w:hAnsi="Menlo" w:cs="Menlo"/>
+          <w:sz w:val="17"/>
+        </w:rPr>
+        <w:t xml:space="preserve">kubectl logs</w:t>
+      </w:r>
+      <w:r>
+        <w:rPr/>
+        <w:t xml:space="preserve">). The service exposes four Prometheus series: </w:t>
+      </w:r>
+      <w:r>
+        <w:rPr>
+          <w:rFonts w:ascii="Menlo" w:hAnsi="Menlo" w:cs="Menlo"/>
+          <w:sz w:val="17"/>
+        </w:rPr>
+        <w:t xml:space="preserve">api_requests_total{method,path,status}</w:t>
+      </w:r>
+      <w:r>
+        <w:rPr/>
+        <w:t xml:space="preserve">, </w:t>
+      </w:r>
+      <w:r>
+        <w:rPr>
+          <w:rFonts w:ascii="Menlo" w:hAnsi="Menlo" w:cs="Menlo"/>
+          <w:sz w:val="17"/>
+        </w:rPr>
+        <w:t xml:space="preserve">api_request_latency_seconds</w:t>
+      </w:r>
+      <w:r>
+        <w:rPr/>
+        <w:t xml:space="preserve"> (histogram), </w:t>
+      </w:r>
+      <w:r>
+        <w:rPr>
+          <w:rFonts w:ascii="Menlo" w:hAnsi="Menlo" w:cs="Menlo"/>
+          <w:sz w:val="17"/>
+        </w:rPr>
+        <w:t xml:space="preserve">model_predictions_total{diagnosis}</w:t>
+      </w:r>
+      <w:r>
+        <w:rPr/>
+        <w:t xml:space="preserve"> and </w:t>
+      </w:r>
+      <w:r>
+        <w:rPr>
+          <w:rFonts w:ascii="Menlo" w:hAnsi="Menlo" w:cs="Menlo"/>
+          <w:sz w:val="17"/>
+        </w:rPr>
+        <w:t xml:space="preserve">model_prediction_errors_total</w:t>
+      </w:r>
+      <w:r>
+        <w:rPr/>
+        <w:t xml:space="preserve">. </w:t>
+      </w:r>
+      <w:r>
+        <w:rPr>
+          <w:rFonts w:ascii="Menlo" w:hAnsi="Menlo" w:cs="Menlo"/>
+          <w:sz w:val="17"/>
+        </w:rPr>
+        <w:t xml:space="preserve">docker-compose.yml</w:t>
+      </w:r>
+      <w:r>
+        <w:rPr/>
+        <w:t xml:space="preserve"> starts the API, Prometheus (scraping every 5 s) and Grafana, which loads a provisioned dashboard: request rate by path and status, p50/p95 latency, predictions by outcome, and 4xx/5xx counts. I counted predictions by outcome because a sudden shift in the share of </w:t>
+      </w:r>
+      <w:r>
+        <w:rPr>
+          <w:i/>
+        </w:rPr>
+        <w:t xml:space="preserve">disease</w:t>
+      </w:r>
+      <w:r>
+        <w:rPr/>
+        <w:t xml:space="preserve"> predictions is the cheapest available signal of input drift.</w:t>
+      </w:r>
+    </w:p>
+    <w:p>
+      <w:pPr>
+        <w:jc w:val="both"/>
+      </w:pPr>
+      <w:r>
+        <w:rPr>
+          <w:rFonts w:ascii="Menlo" w:hAnsi="Menlo" w:cs="Menlo"/>
+          <w:sz w:val="17"/>
+        </w:rPr>
+        <w:t xml:space="preserve">scripts/generate_traffic.py</w:t>
+      </w:r>
+      <w:r>
+        <w:rPr/>
+        <w:t xml:space="preserve"> replays real dataset rows (with about 12% deliberately invalid requests) to exercise the dashboard. Under that local load the p95 </w:t>
+      </w:r>
+      <w:r>
+        <w:rPr>
+          <w:rFonts w:ascii="Menlo" w:hAnsi="Menlo" w:cs="Menlo"/>
+          <w:sz w:val="17"/>
+        </w:rPr>
+        <w:t xml:space="preserve">/predict</w:t>
+      </w:r>
+      <w:r>
+        <w:rPr/>
+        <w:t xml:space="preserve"> latency was about 24 ms. The 4xx counter rises with the invalid requests while 5xx stays at zero.</w:t>
+      </w:r>
+    </w:p>
+    <w:p>
+      <w:pPr>
+        <w:jc w:val="center"/>
+      </w:pPr>
+      <w:r>
+        <w:drawing>
+          <wp:inline distT="0" distB="0" distL="0" distR="0">
+            <wp:extent cx="5158054" cy="1866001"/>
+            <wp:docPr id="21" name="image21.png"/>
+            <a:graphic>
+              <a:graphicData uri="http://schemas.openxmlformats.org/drawingml/2006/picture">
+                <pic:pic>
+                  <pic:nvPicPr>
+                    <pic:cNvPr id="0" name="image21.png"/>
+                    <pic:cNvPicPr/>
+                  </pic:nvPicPr>
+                  <pic:blipFill>
+                    <a:blip r:embed="rIdImg21"/>
+                    <a:stretch>
+                      <a:fillRect/>
+                    </a:stretch>
+                  </pic:blipFill>
+                  <pic:spPr>
+                    <a:xfrm>
+                      <a:off x="0" y="0"/>
+                      <a:ext cx="5158054" cy="1866001"/>
+                    </a:xfrm>
+                    <a:prstGeom prst="rect">
+                      <a:avLst/>
+                    </a:prstGeom>
+                  </pic:spPr>
+                </pic:pic>
+              </a:graphicData>
+            </a:graphic>
+          </wp:inline>
+        </w:drawing>
+      </w:r>
+    </w:p>
+    <w:p>
+      <w:pPr>
+        <w:pStyle w:val="Caption"/>
+        <w:jc w:val="center"/>
+      </w:pPr>
+      <w:r>
+        <w:rPr>
+          <w:sz w:val="16"/>
+        </w:rPr>
+        <w:t xml:space="preserve">Figure 21 - Grafana dashboard during generated traffic.</w:t>
+      </w:r>
+    </w:p>
+    <w:p>
+      <w:pPr>
+        <w:jc w:val="center"/>
+      </w:pPr>
+      <w:r>
+        <w:drawing>
+          <wp:inline distT="0" distB="0" distL="0" distR="0">
+            <wp:extent cx="3899992" cy="842398"/>
+            <wp:docPr id="22" name="image22.png"/>
+            <a:graphic>
+              <a:graphicData uri="http://schemas.openxmlformats.org/drawingml/2006/picture">
+                <pic:pic>
+                  <pic:nvPicPr>
+                    <pic:cNvPr id="0" name="image22.png"/>
+                    <pic:cNvPicPr/>
+                  </pic:nvPicPr>
+                  <pic:blipFill>
+                    <a:blip r:embed="rIdImg22"/>
+                    <a:stretch>
+                      <a:fillRect/>
+                    </a:stretch>
+                  </pic:blipFill>
+                  <pic:spPr>
+                    <a:xfrm>
+                      <a:off x="0" y="0"/>
+                      <a:ext cx="3899992" cy="842398"/>
+                    </a:xfrm>
+                    <a:prstGeom prst="rect">
+                      <a:avLst/>
+                    </a:prstGeom>
+                  </pic:spPr>
+                </pic:pic>
+              </a:graphicData>
+            </a:graphic>
+          </wp:inline>
+        </w:drawing>
+      </w:r>
+    </w:p>
+    <w:p>
+      <w:pPr>
+        <w:pStyle w:val="Caption"/>
+        <w:jc w:val="center"/>
+      </w:pPr>
+      <w:r>
+        <w:rPr>
+          <w:sz w:val="16"/>
+        </w:rPr>
+        <w:t xml:space="preserve">Figure 22 - Prometheus target </w:t>
+      </w:r>
+      <w:r>
+        <w:rPr>
+          <w:rFonts w:ascii="Menlo" w:hAnsi="Menlo" w:cs="Menlo"/>
+          <w:sz w:val="17"/>
+        </w:rPr>
+        <w:t xml:space="preserve">api:8000/metrics</w:t>
+      </w:r>
+      <w:r>
+        <w:rPr>
+          <w:sz w:val="16"/>
+        </w:rPr>
+        <w:t xml:space="preserve"> is UP.</w:t>
       </w:r>
     </w:p>
     <w:p>
@@ -4698,7 +5942,7 @@
       </w:pPr>
       <w:r>
         <w:rPr/>
-        <w:t xml:space="preserve">12. Deliverables map</w:t>
+        <w:t xml:space="preserve">11. Design decisions</w:t>
       </w:r>
     </w:p>
     <w:tbl>
@@ -4718,13 +5962,14 @@
         </w:tblCellMar>
       </w:tblPr>
       <w:tblGrid>
-        <w:gridCol w:w="3368"/>
-        <w:gridCol w:w="6537"/>
+        <w:gridCol w:w="2872"/>
+        <w:gridCol w:w="2674"/>
+        <w:gridCol w:w="4358"/>
       </w:tblGrid>
       <w:tr>
         <w:tc>
           <w:tcPr>
-            <w:tcW w:w="3368" w:type="dxa"/>
+            <w:tcW w:w="2872" w:type="dxa"/>
             <w:shd w:val="clear" w:color="auto" w:fill="1A5276"/>
           </w:tcPr>
           <w:p>
@@ -4737,13 +5982,13 @@
                 <w:color w:val="FFFFFF"/>
                 <w:sz w:val="17"/>
               </w:rPr>
-              <w:t xml:space="preserve">Required deliverable</w:t>
-            </w:r>
-          </w:p>
-        </w:tc>
-        <w:tc>
-          <w:tcPr>
-            <w:tcW w:w="6537" w:type="dxa"/>
+              <w:t xml:space="preserve">Decision</w:t>
+            </w:r>
+          </w:p>
+        </w:tc>
+        <w:tc>
+          <w:tcPr>
+            <w:tcW w:w="2674" w:type="dxa"/>
             <w:shd w:val="clear" w:color="auto" w:fill="1A5276"/>
           </w:tcPr>
           <w:p>
@@ -4756,7 +6001,26 @@
                 <w:color w:val="FFFFFF"/>
                 <w:sz w:val="17"/>
               </w:rPr>
-              <w:t xml:space="preserve">Where</w:t>
+              <w:t xml:space="preserve">Alternative considered</w:t>
+            </w:r>
+          </w:p>
+        </w:tc>
+        <w:tc>
+          <w:tcPr>
+            <w:tcW w:w="4358" w:type="dxa"/>
+            <w:shd w:val="clear" w:color="auto" w:fill="1A5276"/>
+          </w:tcPr>
+          <w:p>
+            <w:pPr>
+              <w:spacing w:before="20" w:after="20"/>
+            </w:pPr>
+            <w:r>
+              <w:rPr>
+                <w:b/>
+                <w:color w:val="FFFFFF"/>
+                <w:sz w:val="17"/>
+              </w:rPr>
+              <w:t xml:space="preserve">Why this way</w:t>
             </w:r>
           </w:p>
         </w:tc>
@@ -4764,86 +6028,62 @@
       <w:tr>
         <w:tc>
           <w:tcPr>
-            <w:tcW w:w="3368" w:type="dxa"/>
-          </w:tcPr>
-          <w:p>
-            <w:pPr>
-              <w:spacing w:before="20" w:after="20"/>
-            </w:pPr>
-            <w:r>
-              <w:rPr>
-                <w:sz w:val="17"/>
-              </w:rPr>
-              <w:t xml:space="preserve">Code, Dockerfile, requirements</w:t>
-            </w:r>
-          </w:p>
-        </w:tc>
-        <w:tc>
-          <w:tcPr>
-            <w:tcW w:w="6537" w:type="dxa"/>
-          </w:tcPr>
-          <w:p>
-            <w:pPr>
-              <w:spacing w:before="20" w:after="20"/>
-            </w:pPr>
+            <w:tcW w:w="2872" w:type="dxa"/>
+          </w:tcPr>
+          <w:p>
+            <w:pPr>
+              <w:spacing w:before="20" w:after="20"/>
+            </w:pPr>
+            <w:r>
+              <w:rPr>
+                <w:sz w:val="17"/>
+              </w:rPr>
+              <w:t xml:space="preserve">Binary target (</w:t>
+            </w:r>
             <w:r>
               <w:rPr>
                 <w:rFonts w:ascii="Menlo" w:hAnsi="Menlo" w:cs="Menlo"/>
                 <w:sz w:val="17"/>
               </w:rPr>
-              <w:t xml:space="preserve">src/</w:t>
-            </w:r>
-            <w:r>
-              <w:rPr>
-                <w:sz w:val="17"/>
-              </w:rPr>
-              <w:t xml:space="preserve">, </w:t>
-            </w:r>
-            <w:r>
-              <w:rPr>
-                <w:rFonts w:ascii="Menlo" w:hAnsi="Menlo" w:cs="Menlo"/>
-                <w:sz w:val="17"/>
-              </w:rPr>
-              <w:t xml:space="preserve">api/</w:t>
-            </w:r>
-            <w:r>
-              <w:rPr>
-                <w:sz w:val="17"/>
-              </w:rPr>
-              <w:t xml:space="preserve">, </w:t>
-            </w:r>
-            <w:r>
-              <w:rPr>
-                <w:rFonts w:ascii="Menlo" w:hAnsi="Menlo" w:cs="Menlo"/>
-                <w:sz w:val="17"/>
-              </w:rPr>
-              <w:t xml:space="preserve">Dockerfile</w:t>
-            </w:r>
-            <w:r>
-              <w:rPr>
-                <w:sz w:val="17"/>
-              </w:rPr>
-              <w:t xml:space="preserve">, </w:t>
-            </w:r>
-            <w:r>
-              <w:rPr>
-                <w:rFonts w:ascii="Menlo" w:hAnsi="Menlo" w:cs="Menlo"/>
-                <w:sz w:val="17"/>
-              </w:rPr>
-              <w:t xml:space="preserve">requirements.txt</w:t>
-            </w:r>
-            <w:r>
-              <w:rPr>
-                <w:sz w:val="17"/>
-              </w:rPr>
-              <w:t xml:space="preserve">, </w:t>
-            </w:r>
-            <w:r>
-              <w:rPr>
-                <w:rFonts w:ascii="Menlo" w:hAnsi="Menlo" w:cs="Menlo"/>
-                <w:sz w:val="17"/>
-              </w:rPr>
-              <w:t xml:space="preserve">requirements-serve.txt</w:t>
+              <w:t xml:space="preserve">num</w:t>
+            </w:r>
+            <w:r>
+              <w:rPr>
+                <w:sz w:val="17"/>
+              </w:rPr>
+              <w:t xml:space="preserve"> &gt; 0)</w:t>
+            </w:r>
+          </w:p>
+        </w:tc>
+        <w:tc>
+          <w:tcPr>
+            <w:tcW w:w="2674" w:type="dxa"/>
+          </w:tcPr>
+          <w:p>
+            <w:pPr>
+              <w:spacing w:before="20" w:after="20"/>
+            </w:pPr>
+            <w:r>
+              <w:rPr>
+                <w:sz w:val="17"/>
+              </w:rPr>
+              <w:t xml:space="preserve">Keep the 5 disease grades</w:t>
+            </w:r>
+          </w:p>
+        </w:tc>
+        <w:tc>
+          <w:tcPr>
+            <w:tcW w:w="4358" w:type="dxa"/>
+          </w:tcPr>
+          <w:p>
+            <w:pPr>
+              <w:spacing w:before="20" w:after="20"/>
+            </w:pPr>
+            <w:r>
+              <w:rPr>
+                <w:sz w:val="17"/>
+              </w:rPr>
+              <w:t xml:space="preserve">Task is binary; grades 1-4 have 55/36/35/13 patients</w:t>
             </w:r>
           </w:p>
         </w:tc>
@@ -4851,47 +6091,49 @@
       <w:tr>
         <w:tc>
           <w:tcPr>
-            <w:tcW w:w="3368" w:type="dxa"/>
-          </w:tcPr>
-          <w:p>
-            <w:pPr>
-              <w:spacing w:before="20" w:after="20"/>
-            </w:pPr>
-            <w:r>
-              <w:rPr>
-                <w:sz w:val="17"/>
-              </w:rPr>
-              <w:t xml:space="preserve">Cleaned dataset and download script</w:t>
-            </w:r>
-          </w:p>
-        </w:tc>
-        <w:tc>
-          <w:tcPr>
-            <w:tcW w:w="6537" w:type="dxa"/>
-          </w:tcPr>
-          <w:p>
-            <w:pPr>
-              <w:spacing w:before="20" w:after="20"/>
-            </w:pPr>
-            <w:r>
-              <w:rPr>
-                <w:rFonts w:ascii="Menlo" w:hAnsi="Menlo" w:cs="Menlo"/>
-                <w:sz w:val="17"/>
-              </w:rPr>
-              <w:t xml:space="preserve">data/processed/heart_clean.csv</w:t>
-            </w:r>
-            <w:r>
-              <w:rPr>
-                <w:sz w:val="17"/>
-              </w:rPr>
-              <w:t xml:space="preserve">, </w:t>
-            </w:r>
-            <w:r>
-              <w:rPr>
-                <w:rFonts w:ascii="Menlo" w:hAnsi="Menlo" w:cs="Menlo"/>
-                <w:sz w:val="17"/>
-              </w:rPr>
-              <w:t xml:space="preserve">scripts/download_data.py</w:t>
+            <w:tcW w:w="2872" w:type="dxa"/>
+          </w:tcPr>
+          <w:p>
+            <w:pPr>
+              <w:spacing w:before="20" w:after="20"/>
+            </w:pPr>
+            <w:r>
+              <w:rPr>
+                <w:sz w:val="17"/>
+              </w:rPr>
+              <w:t xml:space="preserve">Mode-impute 6 missing values</w:t>
+            </w:r>
+          </w:p>
+        </w:tc>
+        <w:tc>
+          <w:tcPr>
+            <w:tcW w:w="2674" w:type="dxa"/>
+          </w:tcPr>
+          <w:p>
+            <w:pPr>
+              <w:spacing w:before="20" w:after="20"/>
+            </w:pPr>
+            <w:r>
+              <w:rPr>
+                <w:sz w:val="17"/>
+              </w:rPr>
+              <w:t xml:space="preserve">Drop those rows</w:t>
+            </w:r>
+          </w:p>
+        </w:tc>
+        <w:tc>
+          <w:tcPr>
+            <w:tcW w:w="4358" w:type="dxa"/>
+          </w:tcPr>
+          <w:p>
+            <w:pPr>
+              <w:spacing w:before="20" w:after="20"/>
+            </w:pPr>
+            <w:r>
+              <w:rPr>
+                <w:sz w:val="17"/>
+              </w:rPr>
+              <w:t xml:space="preserve">Both columns categorical; keeps 2% more data</w:t>
             </w:r>
           </w:p>
         </w:tc>
@@ -4899,34 +6141,24 @@
       <w:tr>
         <w:tc>
           <w:tcPr>
-            <w:tcW w:w="3368" w:type="dxa"/>
-          </w:tcPr>
-          <w:p>
-            <w:pPr>
-              <w:spacing w:before="20" w:after="20"/>
-            </w:pPr>
-            <w:r>
-              <w:rPr>
-                <w:sz w:val="17"/>
-              </w:rPr>
-              <w:t xml:space="preserve">Notebooks (EDA, training, inference)</w:t>
-            </w:r>
-          </w:p>
-        </w:tc>
-        <w:tc>
-          <w:tcPr>
-            <w:tcW w:w="6537" w:type="dxa"/>
-          </w:tcPr>
-          <w:p>
-            <w:pPr>
-              <w:spacing w:before="20" w:after="20"/>
-            </w:pPr>
+            <w:tcW w:w="2872" w:type="dxa"/>
+          </w:tcPr>
+          <w:p>
+            <w:pPr>
+              <w:spacing w:before="20" w:after="20"/>
+            </w:pPr>
+            <w:r>
+              <w:rPr>
+                <w:sz w:val="17"/>
+              </w:rPr>
+              <w:t xml:space="preserve">One-hot encode </w:t>
+            </w:r>
             <w:r>
               <w:rPr>
                 <w:rFonts w:ascii="Menlo" w:hAnsi="Menlo" w:cs="Menlo"/>
                 <w:sz w:val="17"/>
               </w:rPr>
-              <w:t xml:space="preserve">notebooks/01_eda.ipynb</w:t>
+              <w:t xml:space="preserve">cp</w:t>
             </w:r>
             <w:r>
               <w:rPr>
@@ -4939,7 +6171,7 @@
                 <w:rFonts w:ascii="Menlo" w:hAnsi="Menlo" w:cs="Menlo"/>
                 <w:sz w:val="17"/>
               </w:rPr>
-              <w:t xml:space="preserve">02_training.ipynb</w:t>
+              <w:t xml:space="preserve">thal</w:t>
             </w:r>
             <w:r>
               <w:rPr>
@@ -4952,7 +6184,45 @@
                 <w:rFonts w:ascii="Menlo" w:hAnsi="Menlo" w:cs="Menlo"/>
                 <w:sz w:val="17"/>
               </w:rPr>
-              <w:t xml:space="preserve">03_inference.ipynb</w:t>
+              <w:t xml:space="preserve">slope</w:t>
+            </w:r>
+            <w:r>
+              <w:rPr>
+                <w:sz w:val="17"/>
+              </w:rPr>
+              <w:t xml:space="preserve">, ...</w:t>
+            </w:r>
+          </w:p>
+        </w:tc>
+        <w:tc>
+          <w:tcPr>
+            <w:tcW w:w="2674" w:type="dxa"/>
+          </w:tcPr>
+          <w:p>
+            <w:pPr>
+              <w:spacing w:before="20" w:after="20"/>
+            </w:pPr>
+            <w:r>
+              <w:rPr>
+                <w:sz w:val="17"/>
+              </w:rPr>
+              <w:t xml:space="preserve">Integer codes as numbers</w:t>
+            </w:r>
+          </w:p>
+        </w:tc>
+        <w:tc>
+          <w:tcPr>
+            <w:tcW w:w="4358" w:type="dxa"/>
+          </w:tcPr>
+          <w:p>
+            <w:pPr>
+              <w:spacing w:before="20" w:after="20"/>
+            </w:pPr>
+            <w:r>
+              <w:rPr>
+                <w:sz w:val="17"/>
+              </w:rPr>
+              <w:t xml:space="preserve">They are labels, not quantities</w:t>
             </w:r>
           </w:p>
         </w:tc>
@@ -4960,40 +6230,49 @@
       <w:tr>
         <w:tc>
           <w:tcPr>
-            <w:tcW w:w="3368" w:type="dxa"/>
-          </w:tcPr>
-          <w:p>
-            <w:pPr>
-              <w:spacing w:before="20" w:after="20"/>
-            </w:pPr>
-            <w:r>
-              <w:rPr>
-                <w:sz w:val="17"/>
-              </w:rPr>
-              <w:t xml:space="preserve">Unit tests</w:t>
-            </w:r>
-          </w:p>
-        </w:tc>
-        <w:tc>
-          <w:tcPr>
-            <w:tcW w:w="6537" w:type="dxa"/>
-          </w:tcPr>
-          <w:p>
-            <w:pPr>
-              <w:spacing w:before="20" w:after="20"/>
-            </w:pPr>
-            <w:r>
-              <w:rPr>
-                <w:rFonts w:ascii="Menlo" w:hAnsi="Menlo" w:cs="Menlo"/>
-                <w:sz w:val="17"/>
-              </w:rPr>
-              <w:t xml:space="preserve">tests/</w:t>
-            </w:r>
-            <w:r>
-              <w:rPr>
-                <w:sz w:val="17"/>
-              </w:rPr>
-              <w:t xml:space="preserve"> (20 tests)</w:t>
+            <w:tcW w:w="2872" w:type="dxa"/>
+          </w:tcPr>
+          <w:p>
+            <w:pPr>
+              <w:spacing w:before="20" w:after="20"/>
+            </w:pPr>
+            <w:r>
+              <w:rPr>
+                <w:sz w:val="17"/>
+              </w:rPr>
+              <w:t xml:space="preserve">Tune and select on CV; test set used once</w:t>
+            </w:r>
+          </w:p>
+        </w:tc>
+        <w:tc>
+          <w:tcPr>
+            <w:tcW w:w="2674" w:type="dxa"/>
+          </w:tcPr>
+          <w:p>
+            <w:pPr>
+              <w:spacing w:before="20" w:after="20"/>
+            </w:pPr>
+            <w:r>
+              <w:rPr>
+                <w:sz w:val="17"/>
+              </w:rPr>
+              <w:t xml:space="preserve">Choose by test score</w:t>
+            </w:r>
+          </w:p>
+        </w:tc>
+        <w:tc>
+          <w:tcPr>
+            <w:tcW w:w="4358" w:type="dxa"/>
+          </w:tcPr>
+          <w:p>
+            <w:pPr>
+              <w:spacing w:before="20" w:after="20"/>
+            </w:pPr>
+            <w:r>
+              <w:rPr>
+                <w:sz w:val="17"/>
+              </w:rPr>
+              <w:t xml:space="preserve">61 test patients would overfit the choice</w:t>
             </w:r>
           </w:p>
         </w:tc>
@@ -5001,34 +6280,49 @@
       <w:tr>
         <w:tc>
           <w:tcPr>
-            <w:tcW w:w="3368" w:type="dxa"/>
-          </w:tcPr>
-          <w:p>
-            <w:pPr>
-              <w:spacing w:before="20" w:after="20"/>
-            </w:pPr>
-            <w:r>
-              <w:rPr>
-                <w:sz w:val="17"/>
-              </w:rPr>
-              <w:t xml:space="preserve">GitHub Actions workflow</w:t>
-            </w:r>
-          </w:p>
-        </w:tc>
-        <w:tc>
-          <w:tcPr>
-            <w:tcW w:w="6537" w:type="dxa"/>
-          </w:tcPr>
-          <w:p>
-            <w:pPr>
-              <w:spacing w:before="20" w:after="20"/>
-            </w:pPr>
-            <w:r>
-              <w:rPr>
-                <w:rFonts w:ascii="Menlo" w:hAnsi="Menlo" w:cs="Menlo"/>
-                <w:sz w:val="17"/>
-              </w:rPr>
-              <w:t xml:space="preserve">.github/workflows/ci.yml</w:t>
+            <w:tcW w:w="2872" w:type="dxa"/>
+          </w:tcPr>
+          <w:p>
+            <w:pPr>
+              <w:spacing w:before="20" w:after="20"/>
+            </w:pPr>
+            <w:r>
+              <w:rPr>
+                <w:sz w:val="17"/>
+              </w:rPr>
+              <w:t xml:space="preserve">Logistic Regression</w:t>
+            </w:r>
+          </w:p>
+        </w:tc>
+        <w:tc>
+          <w:tcPr>
+            <w:tcW w:w="2674" w:type="dxa"/>
+          </w:tcPr>
+          <w:p>
+            <w:pPr>
+              <w:spacing w:before="20" w:after="20"/>
+            </w:pPr>
+            <w:r>
+              <w:rPr>
+                <w:sz w:val="17"/>
+              </w:rPr>
+              <w:t xml:space="preserve">Random Forest / Gradient Boosting</w:t>
+            </w:r>
+          </w:p>
+        </w:tc>
+        <w:tc>
+          <w:tcPr>
+            <w:tcW w:w="4358" w:type="dxa"/>
+          </w:tcPr>
+          <w:p>
+            <w:pPr>
+              <w:spacing w:before="20" w:after="20"/>
+            </w:pPr>
+            <w:r>
+              <w:rPr>
+                <w:sz w:val="17"/>
+              </w:rPr>
+              <w:t xml:space="preserve">Tied on accuracy; simpler, interpretable, calibrated</w:t>
             </w:r>
           </w:p>
         </w:tc>
@@ -5036,60 +6330,49 @@
       <w:tr>
         <w:tc>
           <w:tcPr>
-            <w:tcW w:w="3368" w:type="dxa"/>
-          </w:tcPr>
-          <w:p>
-            <w:pPr>
-              <w:spacing w:before="20" w:after="20"/>
-            </w:pPr>
-            <w:r>
-              <w:rPr>
-                <w:sz w:val="17"/>
-              </w:rPr>
-              <w:t xml:space="preserve">Deployment manifests</w:t>
-            </w:r>
-          </w:p>
-        </w:tc>
-        <w:tc>
-          <w:tcPr>
-            <w:tcW w:w="6537" w:type="dxa"/>
-          </w:tcPr>
-          <w:p>
-            <w:pPr>
-              <w:spacing w:before="20" w:after="20"/>
-            </w:pPr>
-            <w:r>
-              <w:rPr>
-                <w:rFonts w:ascii="Menlo" w:hAnsi="Menlo" w:cs="Menlo"/>
-                <w:sz w:val="17"/>
-              </w:rPr>
-              <w:t xml:space="preserve">k8s/</w:t>
-            </w:r>
-            <w:r>
-              <w:rPr>
-                <w:sz w:val="17"/>
-              </w:rPr>
-              <w:t xml:space="preserve">; monitoring in </w:t>
-            </w:r>
-            <w:r>
-              <w:rPr>
-                <w:rFonts w:ascii="Menlo" w:hAnsi="Menlo" w:cs="Menlo"/>
-                <w:sz w:val="17"/>
-              </w:rPr>
-              <w:t xml:space="preserve">monitoring/</w:t>
-            </w:r>
-            <w:r>
-              <w:rPr>
-                <w:sz w:val="17"/>
-              </w:rPr>
-              <w:t xml:space="preserve"> and </w:t>
-            </w:r>
-            <w:r>
-              <w:rPr>
-                <w:rFonts w:ascii="Menlo" w:hAnsi="Menlo" w:cs="Menlo"/>
-                <w:sz w:val="17"/>
-              </w:rPr>
-              <w:t xml:space="preserve">docker-compose.yml</w:t>
+            <w:tcW w:w="2872" w:type="dxa"/>
+          </w:tcPr>
+          <w:p>
+            <w:pPr>
+              <w:spacing w:before="20" w:after="20"/>
+            </w:pPr>
+            <w:r>
+              <w:rPr>
+                <w:sz w:val="17"/>
+              </w:rPr>
+              <w:t xml:space="preserve">Keep all 13 features</w:t>
+            </w:r>
+          </w:p>
+        </w:tc>
+        <w:tc>
+          <w:tcPr>
+            <w:tcW w:w="2674" w:type="dxa"/>
+          </w:tcPr>
+          <w:p>
+            <w:pPr>
+              <w:spacing w:before="20" w:after="20"/>
+            </w:pPr>
+            <w:r>
+              <w:rPr>
+                <w:sz w:val="17"/>
+              </w:rPr>
+              <w:t xml:space="preserve">Selected / engineered sets</w:t>
+            </w:r>
+          </w:p>
+        </w:tc>
+        <w:tc>
+          <w:tcPr>
+            <w:tcW w:w="4358" w:type="dxa"/>
+          </w:tcPr>
+          <w:p>
+            <w:pPr>
+              <w:spacing w:before="20" w:after="20"/>
+            </w:pPr>
+            <w:r>
+              <w:rPr>
+                <w:sz w:val="17"/>
+              </w:rPr>
+              <w:t xml:space="preserve">Ten variants tried; none robustly better (5.1)</w:t>
             </w:r>
           </w:p>
         </w:tc>
@@ -5097,53 +6380,49 @@
       <w:tr>
         <w:tc>
           <w:tcPr>
-            <w:tcW w:w="3368" w:type="dxa"/>
-          </w:tcPr>
-          <w:p>
-            <w:pPr>
-              <w:spacing w:before="20" w:after="20"/>
-            </w:pPr>
-            <w:r>
-              <w:rPr>
-                <w:sz w:val="17"/>
-              </w:rPr>
-              <w:t xml:space="preserve">Screenshots, report, video</w:t>
-            </w:r>
-          </w:p>
-        </w:tc>
-        <w:tc>
-          <w:tcPr>
-            <w:tcW w:w="6537" w:type="dxa"/>
-          </w:tcPr>
-          <w:p>
-            <w:pPr>
-              <w:spacing w:before="20" w:after="20"/>
-            </w:pPr>
-            <w:r>
-              <w:rPr>
-                <w:rFonts w:ascii="Menlo" w:hAnsi="Menlo" w:cs="Menlo"/>
-                <w:sz w:val="17"/>
-              </w:rPr>
-              <w:t xml:space="preserve">screenshots/</w:t>
-            </w:r>
-            <w:r>
-              <w:rPr>
-                <w:sz w:val="17"/>
-              </w:rPr>
-              <w:t xml:space="preserve">, </w:t>
-            </w:r>
-            <w:r>
-              <w:rPr>
-                <w:rFonts w:ascii="Menlo" w:hAnsi="Menlo" w:cs="Menlo"/>
-                <w:sz w:val="17"/>
-              </w:rPr>
-              <w:t xml:space="preserve">report/</w:t>
-            </w:r>
-            <w:r>
-              <w:rPr>
-                <w:sz w:val="17"/>
-              </w:rPr>
-              <w:t xml:space="preserve">, and the video link in the submission folder</w:t>
+            <w:tcW w:w="2872" w:type="dxa"/>
+          </w:tcPr>
+          <w:p>
+            <w:pPr>
+              <w:spacing w:before="20" w:after="20"/>
+            </w:pPr>
+            <w:r>
+              <w:rPr>
+                <w:sz w:val="17"/>
+              </w:rPr>
+              <w:t xml:space="preserve">API cut-off 0.5, probability exposed</w:t>
+            </w:r>
+          </w:p>
+        </w:tc>
+        <w:tc>
+          <w:tcPr>
+            <w:tcW w:w="2674" w:type="dxa"/>
+          </w:tcPr>
+          <w:p>
+            <w:pPr>
+              <w:spacing w:before="20" w:after="20"/>
+            </w:pPr>
+            <w:r>
+              <w:rPr>
+                <w:sz w:val="17"/>
+              </w:rPr>
+              <w:t xml:space="preserve">Fixed screening cut-off 0.25</w:t>
+            </w:r>
+          </w:p>
+        </w:tc>
+        <w:tc>
+          <w:tcPr>
+            <w:tcW w:w="4358" w:type="dxa"/>
+          </w:tcPr>
+          <w:p>
+            <w:pPr>
+              <w:spacing w:before="20" w:after="20"/>
+            </w:pPr>
+            <w:r>
+              <w:rPr>
+                <w:sz w:val="17"/>
+              </w:rPr>
+              <w:t xml:space="preserve">Operating point is a policy choice (5.2)</w:t>
             </w:r>
           </w:p>
         </w:tc>
@@ -5151,40 +6430,306 @@
       <w:tr>
         <w:tc>
           <w:tcPr>
-            <w:tcW w:w="3368" w:type="dxa"/>
-          </w:tcPr>
-          <w:p>
-            <w:pPr>
-              <w:spacing w:before="20" w:after="20"/>
-            </w:pPr>
-            <w:r>
-              <w:rPr>
-                <w:sz w:val="17"/>
-              </w:rPr>
-              <w:t xml:space="preserve">Repository and API access</w:t>
-            </w:r>
-          </w:p>
-        </w:tc>
-        <w:tc>
-          <w:tcPr>
-            <w:tcW w:w="6537" w:type="dxa"/>
-          </w:tcPr>
-          <w:p>
-            <w:pPr>
-              <w:spacing w:before="20" w:after="20"/>
-            </w:pPr>
-            <w:r>
-              <w:rPr>
-                <w:sz w:val="17"/>
-              </w:rPr>
-              <w:t xml:space="preserve">https://github.com/pnand5/heart-disease-mlops - API at http://localhost:8080 after </w:t>
+            <w:tcW w:w="2872" w:type="dxa"/>
+          </w:tcPr>
+          <w:p>
+            <w:pPr>
+              <w:spacing w:before="20" w:after="20"/>
+            </w:pPr>
+            <w:r>
+              <w:rPr>
+                <w:sz w:val="17"/>
+              </w:rPr>
+              <w:t xml:space="preserve">Whole pipeline in one artifact</w:t>
+            </w:r>
+          </w:p>
+        </w:tc>
+        <w:tc>
+          <w:tcPr>
+            <w:tcW w:w="2674" w:type="dxa"/>
+          </w:tcPr>
+          <w:p>
+            <w:pPr>
+              <w:spacing w:before="20" w:after="20"/>
+            </w:pPr>
+            <w:r>
+              <w:rPr>
+                <w:sz w:val="17"/>
+              </w:rPr>
+              <w:t xml:space="preserve">Model only plus separate preprocessing</w:t>
+            </w:r>
+          </w:p>
+        </w:tc>
+        <w:tc>
+          <w:tcPr>
+            <w:tcW w:w="4358" w:type="dxa"/>
+          </w:tcPr>
+          <w:p>
+            <w:pPr>
+              <w:spacing w:before="20" w:after="20"/>
+            </w:pPr>
+            <w:r>
+              <w:rPr>
+                <w:sz w:val="17"/>
+              </w:rPr>
+              <w:t xml:space="preserve">Inference cannot drift from training</w:t>
+            </w:r>
+          </w:p>
+        </w:tc>
+      </w:tr>
+      <w:tr>
+        <w:tc>
+          <w:tcPr>
+            <w:tcW w:w="2872" w:type="dxa"/>
+          </w:tcPr>
+          <w:p>
+            <w:pPr>
+              <w:spacing w:before="20" w:after="20"/>
+            </w:pPr>
+            <w:r>
+              <w:rPr>
+                <w:sz w:val="17"/>
+              </w:rPr>
+              <w:t xml:space="preserve">FastAPI with typed schema</w:t>
+            </w:r>
+          </w:p>
+        </w:tc>
+        <w:tc>
+          <w:tcPr>
+            <w:tcW w:w="2674" w:type="dxa"/>
+          </w:tcPr>
+          <w:p>
+            <w:pPr>
+              <w:spacing w:before="20" w:after="20"/>
+            </w:pPr>
+            <w:r>
+              <w:rPr>
+                <w:sz w:val="17"/>
+              </w:rPr>
+              <w:t xml:space="preserve">Flask</w:t>
+            </w:r>
+          </w:p>
+        </w:tc>
+        <w:tc>
+          <w:tcPr>
+            <w:tcW w:w="4358" w:type="dxa"/>
+          </w:tcPr>
+          <w:p>
+            <w:pPr>
+              <w:spacing w:before="20" w:after="20"/>
+            </w:pPr>
+            <w:r>
+              <w:rPr>
+                <w:sz w:val="17"/>
+              </w:rPr>
+              <w:t xml:space="preserve">Validation gives clear 422s; docs for free</w:t>
+            </w:r>
+          </w:p>
+        </w:tc>
+      </w:tr>
+      <w:tr>
+        <w:tc>
+          <w:tcPr>
+            <w:tcW w:w="2872" w:type="dxa"/>
+          </w:tcPr>
+          <w:p>
+            <w:pPr>
+              <w:spacing w:before="20" w:after="20"/>
+            </w:pPr>
+            <w:r>
+              <w:rPr>
+                <w:sz w:val="17"/>
+              </w:rPr>
+              <w:t xml:space="preserve">CI order: lint, test, train, then Docker</w:t>
+            </w:r>
+          </w:p>
+        </w:tc>
+        <w:tc>
+          <w:tcPr>
+            <w:tcW w:w="2674" w:type="dxa"/>
+          </w:tcPr>
+          <w:p>
+            <w:pPr>
+              <w:spacing w:before="20" w:after="20"/>
+            </w:pPr>
+            <w:r>
+              <w:rPr>
+                <w:sz w:val="17"/>
+              </w:rPr>
+              <w:t xml:space="preserve">One combined job</w:t>
+            </w:r>
+          </w:p>
+        </w:tc>
+        <w:tc>
+          <w:tcPr>
+            <w:tcW w:w="4358" w:type="dxa"/>
+          </w:tcPr>
+          <w:p>
+            <w:pPr>
+              <w:spacing w:before="20" w:after="20"/>
+            </w:pPr>
+            <w:r>
+              <w:rPr>
+                <w:sz w:val="17"/>
+              </w:rPr>
+              <w:t xml:space="preserve">Cheapest checks first; Docker job only if they pass</w:t>
+            </w:r>
+          </w:p>
+        </w:tc>
+      </w:tr>
+      <w:tr>
+        <w:tc>
+          <w:tcPr>
+            <w:tcW w:w="2872" w:type="dxa"/>
+          </w:tcPr>
+          <w:p>
+            <w:pPr>
+              <w:spacing w:before="20" w:after="20"/>
+            </w:pPr>
+            <w:r>
+              <w:rPr>
+                <w:sz w:val="17"/>
+              </w:rPr>
+              <w:t xml:space="preserve">Serving image with runtime deps only</w:t>
+            </w:r>
+          </w:p>
+        </w:tc>
+        <w:tc>
+          <w:tcPr>
+            <w:tcW w:w="2674" w:type="dxa"/>
+          </w:tcPr>
+          <w:p>
+            <w:pPr>
+              <w:spacing w:before="20" w:after="20"/>
+            </w:pPr>
+            <w:r>
+              <w:rPr>
+                <w:sz w:val="17"/>
+              </w:rPr>
+              <w:t xml:space="preserve">Reuse </w:t>
             </w:r>
             <w:r>
               <w:rPr>
                 <w:rFonts w:ascii="Menlo" w:hAnsi="Menlo" w:cs="Menlo"/>
                 <w:sz w:val="17"/>
               </w:rPr>
-              <w:t xml:space="preserve">kubectl apply -f k8s/</w:t>
+              <w:t xml:space="preserve">requirements.txt</w:t>
+            </w:r>
+          </w:p>
+        </w:tc>
+        <w:tc>
+          <w:tcPr>
+            <w:tcW w:w="4358" w:type="dxa"/>
+          </w:tcPr>
+          <w:p>
+            <w:pPr>
+              <w:spacing w:before="20" w:after="20"/>
+            </w:pPr>
+            <w:r>
+              <w:rPr>
+                <w:sz w:val="17"/>
+              </w:rPr>
+              <w:t xml:space="preserve">Smaller image, fewer packages to patch</w:t>
+            </w:r>
+          </w:p>
+        </w:tc>
+      </w:tr>
+      <w:tr>
+        <w:tc>
+          <w:tcPr>
+            <w:tcW w:w="2872" w:type="dxa"/>
+          </w:tcPr>
+          <w:p>
+            <w:pPr>
+              <w:spacing w:before="20" w:after="20"/>
+            </w:pPr>
+            <w:r>
+              <w:rPr>
+                <w:sz w:val="17"/>
+              </w:rPr>
+              <w:t xml:space="preserve">Docker Desktop Kubernetes</w:t>
+            </w:r>
+          </w:p>
+        </w:tc>
+        <w:tc>
+          <w:tcPr>
+            <w:tcW w:w="2674" w:type="dxa"/>
+          </w:tcPr>
+          <w:p>
+            <w:pPr>
+              <w:spacing w:before="20" w:after="20"/>
+            </w:pPr>
+            <w:r>
+              <w:rPr>
+                <w:sz w:val="17"/>
+              </w:rPr>
+              <w:t xml:space="preserve">Minikube or a cloud cluster</w:t>
+            </w:r>
+          </w:p>
+        </w:tc>
+        <w:tc>
+          <w:tcPr>
+            <w:tcW w:w="4358" w:type="dxa"/>
+          </w:tcPr>
+          <w:p>
+            <w:pPr>
+              <w:spacing w:before="20" w:after="20"/>
+            </w:pPr>
+            <w:r>
+              <w:rPr>
+                <w:sz w:val="17"/>
+              </w:rPr>
+              <w:t xml:space="preserve">Free, no account, same manifests would run on GKE</w:t>
+            </w:r>
+          </w:p>
+        </w:tc>
+      </w:tr>
+      <w:tr>
+        <w:tc>
+          <w:tcPr>
+            <w:tcW w:w="2872" w:type="dxa"/>
+          </w:tcPr>
+          <w:p>
+            <w:pPr>
+              <w:spacing w:before="20" w:after="20"/>
+            </w:pPr>
+            <w:r>
+              <w:rPr>
+                <w:sz w:val="17"/>
+              </w:rPr>
+              <w:t xml:space="preserve">Prometheus + Grafana, own dashboard</w:t>
+            </w:r>
+          </w:p>
+        </w:tc>
+        <w:tc>
+          <w:tcPr>
+            <w:tcW w:w="2674" w:type="dxa"/>
+          </w:tcPr>
+          <w:p>
+            <w:pPr>
+              <w:spacing w:before="20" w:after="20"/>
+            </w:pPr>
+            <w:r>
+              <w:rPr>
+                <w:sz w:val="17"/>
+              </w:rPr>
+              <w:t xml:space="preserve">Logs only</w:t>
+            </w:r>
+          </w:p>
+        </w:tc>
+        <w:tc>
+          <w:tcPr>
+            <w:tcW w:w="4358" w:type="dxa"/>
+          </w:tcPr>
+          <w:p>
+            <w:pPr>
+              <w:spacing w:before="20" w:after="20"/>
+            </w:pPr>
+            <w:r>
+              <w:rPr>
+                <w:sz w:val="17"/>
+              </w:rPr>
+              <w:t xml:space="preserve">Request, latency, outcome and error series; outcome share hints at drift</w:t>
             </w:r>
           </w:p>
         </w:tc>
@@ -5194,6 +6739,96 @@
       <w:pPr>
         <w:spacing w:before="0" w:after="40"/>
       </w:pPr>
+    </w:p>
+    <w:p>
+      <w:pPr>
+        <w:pStyle w:val="Heading1"/>
+      </w:pPr>
+      <w:r>
+        <w:rPr/>
+        <w:t xml:space="preserve">12. Limitations, future work and reflection</w:t>
+      </w:r>
+    </w:p>
+    <w:p>
+      <w:pPr>
+        <w:ind w:left="360" w:hanging="260"/>
+        <w:jc w:val="both"/>
+      </w:pPr>
+      <w:r>
+        <w:rPr/>
+        <w:t xml:space="preserve">•	</w:t>
+      </w:r>
+      <w:r>
+        <w:rPr>
+          <w:b/>
+        </w:rPr>
+        <w:t xml:space="preserve">Small data.</w:t>
+      </w:r>
+      <w:r>
+        <w:rPr/>
+        <w:t xml:space="preserve"> 303 patients give wide uncertainty; fold-to-fold AUC varies by about 0.04. This is a coursework model on a historical dataset and not a medical device.</w:t>
+      </w:r>
+    </w:p>
+    <w:p>
+      <w:pPr>
+        <w:ind w:left="360" w:hanging="260"/>
+        <w:jc w:val="both"/>
+      </w:pPr>
+      <w:r>
+        <w:rPr/>
+        <w:t xml:space="preserve">•	</w:t>
+      </w:r>
+      <w:r>
+        <w:rPr>
+          <w:b/>
+        </w:rPr>
+        <w:t xml:space="preserve">Local deployment.</w:t>
+      </w:r>
+      <w:r>
+        <w:rPr/>
+        <w:t xml:space="preserve"> There is no public URL; the model file is committed so images build reproducibly, where a production system would load it from a model registry.</w:t>
+      </w:r>
+    </w:p>
+    <w:p>
+      <w:pPr>
+        <w:ind w:left="360" w:hanging="260"/>
+        <w:jc w:val="both"/>
+      </w:pPr>
+      <w:r>
+        <w:rPr/>
+        <w:t xml:space="preserve">•	</w:t>
+      </w:r>
+      <w:r>
+        <w:rPr>
+          <w:b/>
+        </w:rPr>
+        <w:t xml:space="preserve">Not covered:</w:t>
+      </w:r>
+      <w:r>
+        <w:rPr/>
+        <w:t xml:space="preserve"> authentication and TLS, autoscaling, input-drift monitoring beyond the outcome counter, and automated retraining and continuous deployment (CI stops at a verified image).</w:t>
+      </w:r>
+    </w:p>
+    <w:p>
+      <w:pPr>
+        <w:jc w:val="both"/>
+      </w:pPr>
+      <w:r>
+        <w:rPr>
+          <w:b/>
+        </w:rPr>
+        <w:t xml:space="preserve">Reflection.</w:t>
+      </w:r>
+      <w:r>
+        <w:rPr/>
+        <w:t xml:space="preserve"> </w:t>
+      </w:r>
+      <w:r>
+        <w:rPr>
+          <w:highlight w:val="yellow"/>
+        </w:rPr>
+        <w:t xml:space="preserve">Write 3-5 sentences in your own words: what surprised you (for example that nothing beat the all-features baseline), what you would do differently with more data or time, and what you learned about MLOps from building this.</w:t>
+      </w:r>
     </w:p>
     <w:sectPr>
       <w:pgSz w:w="11906" w:h="16838"/>
@@ -5256,6 +6891,21 @@
       <w:sz w:val="28"/>
     </w:rPr>
   </w:style>
+  <w:style w:type="paragraph" w:styleId="Heading2">
+    <w:name w:val="heading 2"/>
+    <w:basedOn w:val="Normal"/>
+    <w:next w:val="Normal"/>
+    <w:pPr>
+      <w:keepNext/>
+      <w:spacing w:before="200" w:after="60"/>
+      <w:outlineLvl w:val="1"/>
+    </w:pPr>
+    <w:rPr>
+      <w:b/>
+      <w:color w:val="1A5276"/>
+      <w:sz w:val="23"/>
+    </w:rPr>
+  </w:style>
   <w:style w:type="paragraph" w:styleId="Caption">
     <w:name w:val="caption"/>
     <w:basedOn w:val="Normal"/>

--- a/report/Heart_Disease_MLOps_Report.docx
+++ b/report/Heart_Disease_MLOps_Report.docx
@@ -6821,13 +6821,7 @@
       </w:r>
       <w:r>
         <w:rPr/>
-        <w:t xml:space="preserve"> </w:t>
-      </w:r>
-      <w:r>
-        <w:rPr>
-          <w:highlight w:val="yellow"/>
-        </w:rPr>
-        <w:t xml:space="preserve">Write 3-5 sentences in your own words: what surprised you (for example that nothing beat the all-features baseline), what you would do differently with more data or time, and what you learned about MLOps from building this.</w:t>
+        <w:t xml:space="preserve"> The biggest surprise was how little the feature work mattered. I expected that dropping weak features or adding clinically motivated ones would help, but across ten variants and two models nothing moved the cross-validated AUC by more than 0.013 against a fold-to-fold spread of about 0.04, so the honest result was a null one and I kept the simpler model. I also had to correct myself: a single 5-fold run made Logistic Regression look both better and steadier than Random Forest, and only repeated cross-validation showed that they are tied - a reminder not to trust one split of 303 patients. The MLOps side felt different from modelling: most of the effort went into making the result reproducible and checkable (a pipeline that carries its own preprocessing, tests that fail when a cleaning rule changes, and a CI run that I broke on purpose twice to prove it stops) rather than into squeezing out accuracy. With more data or time I would add a model registry with staged promotion, monitor input drift instead of only counting prediction outcomes, and agree the screening threshold with a clinician, since 0.25 versus 0.5 is a policy decision rather than a modelling one.</w:t>
       </w:r>
     </w:p>
     <w:sectPr>

--- a/report/Heart_Disease_MLOps_Report.docx
+++ b/report/Heart_Disease_MLOps_Report.docx
@@ -173,6 +173,41 @@
                 <w:sz w:val="19"/>
               </w:rPr>
               <w:t xml:space="preserve">http://localhost:8080 (Docker Desktop Kubernetes, local; access steps in section 9)</w:t>
+            </w:r>
+          </w:p>
+        </w:tc>
+      </w:tr>
+      <w:tr>
+        <w:tc>
+          <w:tcPr>
+            <w:tcW w:w="1584" w:type="dxa"/>
+          </w:tcPr>
+          <w:p>
+            <w:pPr>
+              <w:spacing w:before="20" w:after="20"/>
+            </w:pPr>
+            <w:r>
+              <w:rPr>
+                <w:b/>
+                <w:sz w:val="19"/>
+              </w:rPr>
+              <w:t xml:space="preserve">Video walkthrough</w:t>
+            </w:r>
+          </w:p>
+        </w:tc>
+        <w:tc>
+          <w:tcPr>
+            <w:tcW w:w="8321" w:type="dxa"/>
+          </w:tcPr>
+          <w:p>
+            <w:pPr>
+              <w:spacing w:before="20" w:after="20"/>
+            </w:pPr>
+            <w:r>
+              <w:rPr>
+                <w:sz w:val="19"/>
+              </w:rPr>
+              <w:t xml:space="preserve">https://drive.google.com/file/d/1Y6lGwvL4_iTSob8WACgvG05V_keCmmxS/view?usp=sharing</w:t>
             </w:r>
           </w:p>
         </w:tc>

--- a/report/Heart_Disease_MLOps_Report.docx
+++ b/report/Heart_Disease_MLOps_Report.docx
@@ -191,7 +191,7 @@
                 <w:b/>
                 <w:sz w:val="19"/>
               </w:rPr>
-              <w:t xml:space="preserve">Video walkthrough</w:t>
+              <w:t xml:space="preserve">Video</w:t>
             </w:r>
           </w:p>
         </w:tc>
